--- a/APLOS/POPResources/Templates/GateEntry20203.docx
+++ b/APLOS/POPResources/Templates/GateEntry20203.docx
@@ -16,37 +16,6 @@
           <w:szCs w:val="23"/>
         </w:rPr>
       </w:pPr>
-    </w:p>
-    <w:p>
-      <w:pPr>
-        <w:rPr>
-          <w:rFonts w:ascii="Arial Narrow" w:hAnsi="Arial Narrow" w:cs="Arial"/>
-          <w:noProof/>
-          <w:sz w:val="20"/>
-          <w:szCs w:val="20"/>
-        </w:rPr>
-      </w:pPr>
-    </w:p>
-    <w:p>
-      <w:pPr>
-        <w:rPr>
-          <w:rFonts w:ascii="Tahoma" w:hAnsi="Tahoma" w:cs="Tahoma"/>
-          <w:sz w:val="16"/>
-          <w:szCs w:val="16"/>
-        </w:rPr>
-      </w:pPr>
-      <w:bookmarkStart w:id="0" w:name="_GoBack"/>
-      <w:bookmarkEnd w:id="0"/>
-    </w:p>
-    <w:p>
-      <w:pPr>
-        <w:jc w:val="center"/>
-        <w:rPr>
-          <w:rFonts w:ascii="Arial Narrow" w:hAnsi="Arial Narrow" w:cs="Arial"/>
-          <w:sz w:val="20"/>
-          <w:szCs w:val="20"/>
-        </w:rPr>
-      </w:pPr>
       <w:r>
         <w:rPr>
           <w:rFonts w:ascii="Arial Narrow" w:hAnsi="Arial Narrow" w:cs="Arial"/>
@@ -57,13 +26,13 @@
         <mc:AlternateContent>
           <mc:Choice Requires="wps">
             <w:drawing>
-              <wp:anchor distT="45720" distB="45720" distL="114300" distR="114300" simplePos="0" relativeHeight="251681792" behindDoc="0" locked="0" layoutInCell="1" allowOverlap="1" wp14:anchorId="75C11E2A" wp14:editId="0926E4B4">
+              <wp:anchor distT="45720" distB="45720" distL="114300" distR="114300" simplePos="0" relativeHeight="251681792" behindDoc="0" locked="0" layoutInCell="1" allowOverlap="1" wp14:anchorId="75C11E2A" wp14:editId="760712B0">
                 <wp:simplePos x="0" y="0"/>
                 <wp:positionH relativeFrom="margin">
-                  <wp:posOffset>-57150</wp:posOffset>
+                  <wp:posOffset>-219075</wp:posOffset>
                 </wp:positionH>
                 <wp:positionV relativeFrom="paragraph">
-                  <wp:posOffset>128270</wp:posOffset>
+                  <wp:posOffset>-112395</wp:posOffset>
                 </wp:positionV>
                 <wp:extent cx="1952625" cy="257175"/>
                 <wp:effectExtent l="0" t="0" r="0" b="0"/>
@@ -98,57 +67,57 @@
                         <w:txbxContent>
                           <w:p>
                             <w:pPr>
+                              <w:jc w:val="center"/>
                               <w:rPr>
-                                <w:rFonts w:ascii="Tahoma" w:hAnsi="Tahoma" w:cs="Tahoma"/>
-                                <w:sz w:val="20"/>
-                                <w:szCs w:val="20"/>
-                                <w:u w:val="single"/>
+                                <w:i/>
                               </w:rPr>
                             </w:pPr>
+                            <w:bookmarkStart w:id="0" w:name="_GoBack"/>
                             <w:r>
                               <w:rPr>
-                                <w:rFonts w:ascii="Tahoma" w:hAnsi="Tahoma" w:cs="Tahoma"/>
+                                <w:rFonts w:ascii="Arial,Bold" w:hAnsi="Arial,Bold" w:cs="Arial,Bold"/>
                                 <w:b/>
                                 <w:bCs/>
-                                <w:sz w:val="20"/>
-                                <w:szCs w:val="20"/>
-                                <w:u w:val="single"/>
+                                <w:i/>
+                                <w:sz w:val="21"/>
+                                <w:szCs w:val="21"/>
                               </w:rPr>
                               <w:t>Gate</w:t>
                             </w:r>
                             <w:r>
                               <w:rPr>
-                                <w:rFonts w:ascii="Tahoma" w:hAnsi="Tahoma" w:cs="Tahoma"/>
+                                <w:rFonts w:ascii="Arial,Bold" w:hAnsi="Arial,Bold" w:cs="Arial,Bold"/>
                                 <w:b/>
                                 <w:bCs/>
-                                <w:sz w:val="20"/>
-                                <w:szCs w:val="20"/>
-                                <w:u w:val="single"/>
+                                <w:i/>
+                                <w:sz w:val="21"/>
+                                <w:szCs w:val="21"/>
                               </w:rPr>
                               <w:t xml:space="preserve"> </w:t>
                             </w:r>
                             <w:r>
                               <w:rPr>
-                                <w:rFonts w:ascii="Tahoma" w:hAnsi="Tahoma" w:cs="Tahoma"/>
+                                <w:rFonts w:ascii="Arial,Bold" w:hAnsi="Arial,Bold" w:cs="Arial,Bold"/>
                                 <w:b/>
                                 <w:bCs/>
-                                <w:sz w:val="20"/>
-                                <w:szCs w:val="20"/>
-                                <w:u w:val="single"/>
+                                <w:i/>
+                                <w:sz w:val="21"/>
+                                <w:szCs w:val="21"/>
                               </w:rPr>
                               <w:t>Entry</w:t>
                             </w:r>
                             <w:r>
                               <w:rPr>
-                                <w:rFonts w:ascii="Tahoma" w:hAnsi="Tahoma" w:cs="Tahoma"/>
+                                <w:rFonts w:ascii="Arial,Bold" w:hAnsi="Arial,Bold" w:cs="Arial,Bold"/>
                                 <w:b/>
                                 <w:bCs/>
-                                <w:sz w:val="20"/>
-                                <w:szCs w:val="20"/>
-                                <w:u w:val="single"/>
+                                <w:i/>
+                                <w:sz w:val="21"/>
+                                <w:szCs w:val="21"/>
                               </w:rPr>
                               <w:t xml:space="preserve"> Information</w:t>
                             </w:r>
+                            <w:bookmarkEnd w:id="0"/>
                           </w:p>
                         </w:txbxContent>
                       </wps:txbx>
@@ -173,62 +142,62 @@
                 <v:stroke joinstyle="miter"/>
                 <v:path gradientshapeok="t" o:connecttype="rect"/>
               </v:shapetype>
-              <v:shape id="Text Box 2" o:spid="_x0000_s1026" type="#_x0000_t202" style="position:absolute;left:0;text-align:left;margin-left:-4.5pt;margin-top:10.1pt;width:153.75pt;height:20.25pt;z-index:251681792;visibility:visible;mso-wrap-style:square;mso-width-percent:0;mso-height-percent:0;mso-wrap-distance-left:9pt;mso-wrap-distance-top:3.6pt;mso-wrap-distance-right:9pt;mso-wrap-distance-bottom:3.6pt;mso-position-horizontal:absolute;mso-position-horizontal-relative:margin;mso-position-vertical:absolute;mso-position-vertical-relative:text;mso-width-percent:0;mso-height-percent:0;mso-width-relative:margin;mso-height-relative:margin;v-text-anchor:top" o:gfxdata="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" filled="f" stroked="f">
+              <v:shape id="Text Box 2" o:spid="_x0000_s1026" type="#_x0000_t202" style="position:absolute;left:0;text-align:left;margin-left:-17.25pt;margin-top:-8.85pt;width:153.75pt;height:20.25pt;z-index:251681792;visibility:visible;mso-wrap-style:square;mso-width-percent:0;mso-height-percent:0;mso-wrap-distance-left:9pt;mso-wrap-distance-top:3.6pt;mso-wrap-distance-right:9pt;mso-wrap-distance-bottom:3.6pt;mso-position-horizontal:absolute;mso-position-horizontal-relative:margin;mso-position-vertical:absolute;mso-position-vertical-relative:text;mso-width-percent:0;mso-height-percent:0;mso-width-relative:margin;mso-height-relative:margin;v-text-anchor:top" o:gfxdata="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" filled="f" stroked="f">
                 <v:textbox>
                   <w:txbxContent>
                     <w:p>
                       <w:pPr>
+                        <w:jc w:val="center"/>
                         <w:rPr>
-                          <w:rFonts w:ascii="Tahoma" w:hAnsi="Tahoma" w:cs="Tahoma"/>
-                          <w:sz w:val="20"/>
-                          <w:szCs w:val="20"/>
-                          <w:u w:val="single"/>
+                          <w:i/>
                         </w:rPr>
                       </w:pPr>
+                      <w:bookmarkStart w:id="1" w:name="_GoBack"/>
                       <w:r>
                         <w:rPr>
-                          <w:rFonts w:ascii="Tahoma" w:hAnsi="Tahoma" w:cs="Tahoma"/>
+                          <w:rFonts w:ascii="Arial,Bold" w:hAnsi="Arial,Bold" w:cs="Arial,Bold"/>
                           <w:b/>
                           <w:bCs/>
-                          <w:sz w:val="20"/>
-                          <w:szCs w:val="20"/>
-                          <w:u w:val="single"/>
+                          <w:i/>
+                          <w:sz w:val="21"/>
+                          <w:szCs w:val="21"/>
                         </w:rPr>
                         <w:t>Gate</w:t>
                       </w:r>
                       <w:r>
                         <w:rPr>
-                          <w:rFonts w:ascii="Tahoma" w:hAnsi="Tahoma" w:cs="Tahoma"/>
+                          <w:rFonts w:ascii="Arial,Bold" w:hAnsi="Arial,Bold" w:cs="Arial,Bold"/>
                           <w:b/>
                           <w:bCs/>
-                          <w:sz w:val="20"/>
-                          <w:szCs w:val="20"/>
-                          <w:u w:val="single"/>
+                          <w:i/>
+                          <w:sz w:val="21"/>
+                          <w:szCs w:val="21"/>
                         </w:rPr>
                         <w:t xml:space="preserve"> </w:t>
                       </w:r>
                       <w:r>
                         <w:rPr>
-                          <w:rFonts w:ascii="Tahoma" w:hAnsi="Tahoma" w:cs="Tahoma"/>
+                          <w:rFonts w:ascii="Arial,Bold" w:hAnsi="Arial,Bold" w:cs="Arial,Bold"/>
                           <w:b/>
                           <w:bCs/>
-                          <w:sz w:val="20"/>
-                          <w:szCs w:val="20"/>
-                          <w:u w:val="single"/>
+                          <w:i/>
+                          <w:sz w:val="21"/>
+                          <w:szCs w:val="21"/>
                         </w:rPr>
                         <w:t>Entry</w:t>
                       </w:r>
                       <w:r>
                         <w:rPr>
-                          <w:rFonts w:ascii="Tahoma" w:hAnsi="Tahoma" w:cs="Tahoma"/>
+                          <w:rFonts w:ascii="Arial,Bold" w:hAnsi="Arial,Bold" w:cs="Arial,Bold"/>
                           <w:b/>
                           <w:bCs/>
-                          <w:sz w:val="20"/>
-                          <w:szCs w:val="20"/>
-                          <w:u w:val="single"/>
+                          <w:i/>
+                          <w:sz w:val="21"/>
+                          <w:szCs w:val="21"/>
                         </w:rPr>
                         <w:t xml:space="preserve"> Information</w:t>
                       </w:r>
+                      <w:bookmarkEnd w:id="1"/>
                     </w:p>
                   </w:txbxContent>
                 </v:textbox>
@@ -239,28 +208,10 @@
         </mc:AlternateContent>
       </w:r>
     </w:p>
-    <w:p>
-      <w:pPr>
-        <w:rPr>
-          <w:rFonts w:ascii="Arial Narrow" w:hAnsi="Arial Narrow" w:cs="Arial"/>
-          <w:sz w:val="20"/>
-          <w:szCs w:val="20"/>
-        </w:rPr>
-      </w:pPr>
-    </w:p>
-    <w:p>
-      <w:pPr>
-        <w:rPr>
-          <w:rFonts w:ascii="Arial Narrow" w:hAnsi="Arial Narrow" w:cs="Arial"/>
-          <w:sz w:val="20"/>
-          <w:szCs w:val="20"/>
-        </w:rPr>
-      </w:pPr>
-    </w:p>
     <w:tbl>
       <w:tblPr>
         <w:tblStyle w:val="TableGrid"/>
-        <w:tblpPr w:leftFromText="180" w:rightFromText="180" w:vertAnchor="page" w:horzAnchor="margin" w:tblpY="2791"/>
+        <w:tblpPr w:leftFromText="180" w:rightFromText="180" w:vertAnchor="page" w:horzAnchor="page" w:tblpX="718" w:tblpY="1801"/>
         <w:tblW w:w="4248" w:type="dxa"/>
         <w:tblLayout w:type="fixed"/>
         <w:tblLook w:val="04A0" w:firstRow="1" w:lastRow="0" w:firstColumn="1" w:lastColumn="0" w:noHBand="0" w:noVBand="1"/>
@@ -270,7 +221,7 @@
       </w:tblGrid>
       <w:tr>
         <w:trPr>
-          <w:trHeight w:val="3410"/>
+          <w:trHeight w:val="2690"/>
         </w:trPr>
         <w:tc>
           <w:tcPr>
@@ -279,791 +230,967 @@
           <w:p>
             <w:pPr>
               <w:rPr>
-                <w:rFonts w:ascii="Tahoma" w:eastAsia="Times New Roman" w:hAnsi="Tahoma" w:cs="Tahoma"/>
-                <w:bCs/>
-                <w:color w:val="000000"/>
-                <w:sz w:val="16"/>
-                <w:szCs w:val="16"/>
+                <w:rFonts w:ascii="Arial Narrow" w:eastAsia="Times New Roman" w:hAnsi="Arial Narrow" w:cs="Arial"/>
+                <w:bCs/>
+                <w:color w:val="000000"/>
+                <w:sz w:val="18"/>
+                <w:szCs w:val="26"/>
               </w:rPr>
             </w:pPr>
             <w:r>
               <w:rPr>
-                <w:rFonts w:ascii="Tahoma" w:eastAsia="Arial" w:hAnsi="Tahoma" w:cs="Tahoma"/>
-                <w:b/>
-                <w:bCs/>
-                <w:sz w:val="16"/>
-                <w:szCs w:val="16"/>
-              </w:rPr>
-              <w:t xml:space="preserve">Gate Entry No :  </w:t>
-            </w:r>
-            <w:r>
-              <w:rPr>
-                <w:rFonts w:ascii="Tahoma" w:eastAsia="Times New Roman" w:hAnsi="Tahoma" w:cs="Tahoma"/>
-                <w:bCs/>
-                <w:color w:val="000000"/>
-                <w:sz w:val="16"/>
-                <w:szCs w:val="16"/>
-              </w:rPr>
-              <w:t xml:space="preserve">{Id}                                                                                                     </w:t>
+                <w:rFonts w:ascii="Arial Narrow" w:eastAsia="Arial" w:hAnsi="Arial Narrow" w:cs="Arial"/>
+                <w:b/>
+                <w:bCs/>
+                <w:sz w:val="18"/>
+                <w:szCs w:val="18"/>
+              </w:rPr>
+              <w:t xml:space="preserve">Gate Entry No </w:t>
+            </w:r>
+            <w:r>
+              <w:rPr>
+                <w:rFonts w:ascii="Arial Narrow" w:eastAsia="Arial" w:hAnsi="Arial Narrow" w:cs="Arial"/>
+                <w:b/>
+                <w:bCs/>
+                <w:sz w:val="14"/>
+                <w:szCs w:val="14"/>
+              </w:rPr>
+              <w:t xml:space="preserve">: </w:t>
+            </w:r>
+            <w:r>
+              <w:rPr>
+                <w:rFonts w:ascii="Arial Narrow" w:eastAsia="Arial" w:hAnsi="Arial Narrow" w:cs="Arial"/>
+                <w:b/>
+                <w:bCs/>
+                <w:sz w:val="14"/>
+                <w:szCs w:val="14"/>
+              </w:rPr>
+              <w:t xml:space="preserve"> </w:t>
+            </w:r>
+            <w:r>
+              <w:rPr>
+                <w:rFonts w:ascii="Arial Narrow" w:eastAsia="Times New Roman" w:hAnsi="Arial Narrow" w:cs="Arial"/>
+                <w:bCs/>
+                <w:color w:val="000000"/>
+                <w:sz w:val="18"/>
+                <w:szCs w:val="26"/>
+              </w:rPr>
+              <w:t>{</w:t>
+            </w:r>
+            <w:r>
+              <w:rPr>
+                <w:rFonts w:ascii="Arial Narrow" w:eastAsia="Times New Roman" w:hAnsi="Arial Narrow" w:cs="Arial"/>
+                <w:bCs/>
+                <w:color w:val="000000"/>
+                <w:sz w:val="18"/>
+                <w:szCs w:val="26"/>
+              </w:rPr>
+              <w:t>Id</w:t>
+            </w:r>
+            <w:r>
+              <w:rPr>
+                <w:rFonts w:ascii="Arial Narrow" w:eastAsia="Times New Roman" w:hAnsi="Arial Narrow" w:cs="Arial"/>
+                <w:bCs/>
+                <w:color w:val="000000"/>
+                <w:sz w:val="18"/>
+                <w:szCs w:val="26"/>
+              </w:rPr>
+              <w:t>}</w:t>
+            </w:r>
+            <w:r>
+              <w:rPr>
+                <w:rFonts w:ascii="Arial Narrow" w:eastAsia="Times New Roman" w:hAnsi="Arial Narrow" w:cs="Arial"/>
+                <w:bCs/>
+                <w:color w:val="000000"/>
+                <w:sz w:val="18"/>
+                <w:szCs w:val="26"/>
+              </w:rPr>
+              <w:t xml:space="preserve">                                                                                                     </w:t>
             </w:r>
           </w:p>
           <w:p>
             <w:pPr>
               <w:rPr>
-                <w:rFonts w:ascii="Tahoma" w:hAnsi="Tahoma" w:cs="Tahoma"/>
-                <w:b/>
+                <w:rFonts w:ascii="Consolas" w:hAnsi="Consolas" w:cs="Consolas"/>
+                <w:b/>
+                <w:color w:val="000000"/>
+                <w:sz w:val="19"/>
+                <w:szCs w:val="19"/>
+                <w:highlight w:val="white"/>
+              </w:rPr>
+            </w:pPr>
+            <w:r>
+              <w:rPr>
+                <w:rFonts w:ascii="Arial Narrow" w:eastAsia="Times New Roman" w:hAnsi="Arial Narrow" w:cs="Arial"/>
+                <w:b/>
+                <w:color w:val="000000"/>
+                <w:sz w:val="18"/>
+                <w:szCs w:val="26"/>
+              </w:rPr>
+              <w:t xml:space="preserve">Entry Date &amp; Time </w:t>
+            </w:r>
+            <w:r>
+              <w:rPr>
+                <w:rFonts w:ascii="Arial Narrow" w:eastAsia="Times New Roman" w:hAnsi="Arial Narrow" w:cs="Arial"/>
+                <w:bCs/>
+                <w:color w:val="000000"/>
+                <w:sz w:val="18"/>
+                <w:szCs w:val="26"/>
+              </w:rPr>
+              <w:t xml:space="preserve"> : </w:t>
+            </w:r>
+            <w:r>
+              <w:rPr>
+                <w:rFonts w:ascii="Consolas" w:hAnsi="Consolas" w:cs="Consolas"/>
+                <w:sz w:val="19"/>
+                <w:szCs w:val="19"/>
+              </w:rPr>
+              <w:t>{</w:t>
+            </w:r>
+            <w:proofErr w:type="spellStart"/>
+            <w:r>
+              <w:rPr>
+                <w:rFonts w:ascii="Consolas" w:hAnsi="Consolas" w:cs="Consolas"/>
+                <w:sz w:val="19"/>
+                <w:szCs w:val="19"/>
+              </w:rPr>
+              <w:t>EntryDate</w:t>
+            </w:r>
+            <w:proofErr w:type="spellEnd"/>
+            <w:r>
+              <w:rPr>
+                <w:rFonts w:ascii="Consolas" w:hAnsi="Consolas" w:cs="Consolas"/>
+                <w:sz w:val="19"/>
+                <w:szCs w:val="19"/>
+              </w:rPr>
+              <w:t>}</w:t>
+            </w:r>
+            <w:r>
+              <w:rPr>
+                <w:rFonts w:ascii="Arial Narrow" w:eastAsia="Times New Roman" w:hAnsi="Arial Narrow" w:cs="Arial"/>
+                <w:bCs/>
+                <w:sz w:val="18"/>
+                <w:szCs w:val="26"/>
+              </w:rPr>
+              <w:t xml:space="preserve"> </w:t>
+            </w:r>
+            <w:r>
+              <w:rPr>
+                <w:rFonts w:ascii="Consolas" w:hAnsi="Consolas" w:cs="Consolas"/>
+                <w:sz w:val="19"/>
+                <w:szCs w:val="19"/>
+              </w:rPr>
+              <w:t>{</w:t>
+            </w:r>
+            <w:proofErr w:type="spellStart"/>
+            <w:r>
+              <w:rPr>
+                <w:rFonts w:ascii="Consolas" w:hAnsi="Consolas" w:cs="Consolas"/>
+                <w:sz w:val="19"/>
+                <w:szCs w:val="19"/>
+              </w:rPr>
+              <w:t>EntryTime</w:t>
+            </w:r>
+            <w:proofErr w:type="spellEnd"/>
+            <w:r>
+              <w:rPr>
+                <w:rFonts w:ascii="Consolas" w:hAnsi="Consolas" w:cs="Consolas"/>
+                <w:sz w:val="19"/>
+                <w:szCs w:val="19"/>
+              </w:rPr>
+              <w:t>}</w:t>
+            </w:r>
+            <w:r>
+              <w:rPr>
+                <w:rFonts w:ascii="Arial Narrow" w:eastAsia="Times New Roman" w:hAnsi="Arial Narrow" w:cs="Arial"/>
+                <w:bCs/>
+                <w:sz w:val="18"/>
+                <w:szCs w:val="26"/>
+              </w:rPr>
+              <w:t xml:space="preserve">    </w:t>
+            </w:r>
+            <w:r>
+              <w:rPr>
+                <w:rFonts w:ascii="Arial Narrow" w:eastAsia="Times New Roman" w:hAnsi="Arial Narrow" w:cs="Arial"/>
+                <w:bCs/>
+                <w:color w:val="000000"/>
+                <w:sz w:val="18"/>
+                <w:szCs w:val="26"/>
+              </w:rPr>
+              <w:t xml:space="preserve">                                   </w:t>
+            </w:r>
+            <w:r>
+              <w:rPr>
+                <w:rFonts w:ascii="Consolas" w:hAnsi="Consolas" w:cs="Consolas"/>
+                <w:b/>
+                <w:color w:val="000000"/>
+                <w:sz w:val="19"/>
+                <w:szCs w:val="19"/>
+                <w:highlight w:val="white"/>
+              </w:rPr>
+              <w:t xml:space="preserve"> </w:t>
+            </w:r>
+          </w:p>
+          <w:p>
+            <w:pPr>
+              <w:rPr>
+                <w:rFonts w:ascii="Arial Narrow" w:eastAsia="Times New Roman" w:hAnsi="Arial Narrow" w:cs="Arial"/>
+                <w:bCs/>
+                <w:color w:val="000000"/>
+                <w:sz w:val="18"/>
+                <w:szCs w:val="26"/>
+              </w:rPr>
+            </w:pPr>
+            <w:r>
+              <w:rPr>
+                <w:rFonts w:ascii="Consolas" w:hAnsi="Consolas" w:cs="Consolas"/>
+                <w:b/>
+                <w:color w:val="000000"/>
+                <w:sz w:val="19"/>
+                <w:szCs w:val="19"/>
+                <w:highlight w:val="white"/>
+              </w:rPr>
+              <w:t>Party</w:t>
+            </w:r>
+            <w:r>
+              <w:rPr>
+                <w:rFonts w:ascii="Consolas" w:hAnsi="Consolas" w:cs="Consolas"/>
+                <w:b/>
+                <w:color w:val="000000"/>
+                <w:sz w:val="19"/>
+                <w:szCs w:val="19"/>
+              </w:rPr>
+              <w:t xml:space="preserve"> Name</w:t>
+            </w:r>
+            <w:r>
+              <w:rPr>
+                <w:rFonts w:ascii="Arial Narrow" w:eastAsia="Arial" w:hAnsi="Arial Narrow" w:cs="Arial"/>
+                <w:b/>
+                <w:bCs/>
+                <w:sz w:val="14"/>
+                <w:szCs w:val="14"/>
+              </w:rPr>
+              <w:t xml:space="preserve">: </w:t>
+            </w:r>
+            <w:r>
+              <w:rPr>
+                <w:rFonts w:ascii="Arial Narrow" w:eastAsia="Times New Roman" w:hAnsi="Arial Narrow" w:cs="Arial"/>
+                <w:bCs/>
+                <w:color w:val="000000"/>
+                <w:sz w:val="18"/>
+                <w:szCs w:val="26"/>
+              </w:rPr>
+              <w:t>{</w:t>
+            </w:r>
+            <w:proofErr w:type="spellStart"/>
+            <w:r>
+              <w:rPr>
+                <w:rFonts w:ascii="Consolas" w:hAnsi="Consolas" w:cs="Consolas"/>
                 <w:color w:val="000000"/>
                 <w:sz w:val="16"/>
                 <w:szCs w:val="16"/>
                 <w:highlight w:val="white"/>
               </w:rPr>
+              <w:t>PartyName</w:t>
+            </w:r>
+            <w:proofErr w:type="spellEnd"/>
+            <w:r>
+              <w:rPr>
+                <w:rFonts w:ascii="Arial Narrow" w:eastAsia="Times New Roman" w:hAnsi="Arial Narrow" w:cs="Arial"/>
+                <w:bCs/>
+                <w:color w:val="000000"/>
+                <w:sz w:val="18"/>
+                <w:szCs w:val="26"/>
+              </w:rPr>
+              <w:t>}</w:t>
+            </w:r>
+            <w:r>
+              <w:rPr>
+                <w:rFonts w:ascii="Arial Narrow" w:eastAsia="Times New Roman" w:hAnsi="Arial Narrow" w:cs="Arial"/>
+                <w:bCs/>
+                <w:color w:val="000000"/>
+                <w:sz w:val="18"/>
+                <w:szCs w:val="26"/>
+              </w:rPr>
+              <w:t xml:space="preserve">                                                                                     </w:t>
+            </w:r>
+          </w:p>
+          <w:p>
+            <w:pPr>
+              <w:rPr>
+                <w:rFonts w:ascii="Arial Narrow" w:eastAsia="Times New Roman" w:hAnsi="Arial Narrow" w:cs="Arial"/>
+                <w:bCs/>
+                <w:color w:val="000000"/>
+                <w:sz w:val="18"/>
+                <w:szCs w:val="26"/>
+              </w:rPr>
             </w:pPr>
             <w:r>
               <w:rPr>
-                <w:rFonts w:ascii="Tahoma" w:eastAsia="Times New Roman" w:hAnsi="Tahoma" w:cs="Tahoma"/>
-                <w:b/>
-                <w:color w:val="000000"/>
-                <w:sz w:val="16"/>
-                <w:szCs w:val="16"/>
-              </w:rPr>
-              <w:t xml:space="preserve">Entry Date &amp; Time </w:t>
-            </w:r>
-            <w:r>
-              <w:rPr>
-                <w:rFonts w:ascii="Tahoma" w:eastAsia="Times New Roman" w:hAnsi="Tahoma" w:cs="Tahoma"/>
-                <w:bCs/>
-                <w:color w:val="000000"/>
-                <w:sz w:val="16"/>
-                <w:szCs w:val="16"/>
-              </w:rPr>
-              <w:t xml:space="preserve"> : </w:t>
-            </w:r>
-            <w:r>
-              <w:rPr>
-                <w:rFonts w:ascii="Tahoma" w:hAnsi="Tahoma" w:cs="Tahoma"/>
-                <w:sz w:val="16"/>
-                <w:szCs w:val="16"/>
+                <w:rFonts w:ascii="Consolas" w:hAnsi="Consolas" w:cs="Consolas"/>
+                <w:b/>
+                <w:color w:val="000000"/>
+                <w:sz w:val="19"/>
+                <w:szCs w:val="19"/>
+                <w:highlight w:val="white"/>
+              </w:rPr>
+              <w:t>Package</w:t>
+            </w:r>
+            <w:r>
+              <w:rPr>
+                <w:rFonts w:ascii="Consolas" w:hAnsi="Consolas" w:cs="Consolas"/>
+                <w:b/>
+                <w:color w:val="000000"/>
+                <w:sz w:val="19"/>
+                <w:szCs w:val="19"/>
+                <w:highlight w:val="white"/>
+              </w:rPr>
+              <w:t xml:space="preserve"> </w:t>
+            </w:r>
+            <w:proofErr w:type="spellStart"/>
+            <w:r>
+              <w:rPr>
+                <w:rFonts w:ascii="Consolas" w:hAnsi="Consolas" w:cs="Consolas"/>
+                <w:b/>
+                <w:color w:val="000000"/>
+                <w:sz w:val="19"/>
+                <w:szCs w:val="19"/>
+                <w:highlight w:val="white"/>
+              </w:rPr>
+              <w:t>Qty</w:t>
+            </w:r>
+            <w:proofErr w:type="spellEnd"/>
+            <w:r>
+              <w:rPr>
+                <w:rFonts w:ascii="Arial Narrow" w:eastAsia="Arial" w:hAnsi="Arial Narrow" w:cs="Arial"/>
+                <w:b/>
+                <w:bCs/>
+                <w:sz w:val="14"/>
+                <w:szCs w:val="14"/>
+              </w:rPr>
+              <w:t xml:space="preserve">: </w:t>
+            </w:r>
+            <w:r>
+              <w:rPr>
+                <w:rFonts w:ascii="Arial Narrow" w:eastAsia="Times New Roman" w:hAnsi="Arial Narrow" w:cs="Arial"/>
+                <w:bCs/>
+                <w:color w:val="000000"/>
+                <w:sz w:val="18"/>
+                <w:szCs w:val="26"/>
               </w:rPr>
               <w:t>{</w:t>
             </w:r>
             <w:proofErr w:type="spellStart"/>
             <w:r>
               <w:rPr>
-                <w:rFonts w:ascii="Tahoma" w:hAnsi="Tahoma" w:cs="Tahoma"/>
-                <w:sz w:val="16"/>
-                <w:szCs w:val="16"/>
-              </w:rPr>
-              <w:t>EntryDate</w:t>
-            </w:r>
-            <w:proofErr w:type="spellEnd"/>
-            <w:r>
-              <w:rPr>
-                <w:rFonts w:ascii="Tahoma" w:hAnsi="Tahoma" w:cs="Tahoma"/>
-                <w:sz w:val="16"/>
-                <w:szCs w:val="16"/>
-              </w:rPr>
-              <w:t>}</w:t>
-            </w:r>
-            <w:r>
-              <w:rPr>
-                <w:rFonts w:ascii="Tahoma" w:eastAsia="Times New Roman" w:hAnsi="Tahoma" w:cs="Tahoma"/>
-                <w:bCs/>
-                <w:sz w:val="16"/>
-                <w:szCs w:val="16"/>
-              </w:rPr>
-              <w:t xml:space="preserve"> </w:t>
-            </w:r>
-            <w:r>
-              <w:rPr>
-                <w:rFonts w:ascii="Tahoma" w:hAnsi="Tahoma" w:cs="Tahoma"/>
-                <w:sz w:val="16"/>
-                <w:szCs w:val="16"/>
-              </w:rPr>
-              <w:t>{</w:t>
-            </w:r>
-            <w:proofErr w:type="spellStart"/>
-            <w:r>
-              <w:rPr>
-                <w:rFonts w:ascii="Tahoma" w:hAnsi="Tahoma" w:cs="Tahoma"/>
-                <w:sz w:val="16"/>
-                <w:szCs w:val="16"/>
-              </w:rPr>
-              <w:t>EntryTime</w:t>
-            </w:r>
-            <w:proofErr w:type="spellEnd"/>
-            <w:r>
-              <w:rPr>
-                <w:rFonts w:ascii="Tahoma" w:hAnsi="Tahoma" w:cs="Tahoma"/>
-                <w:sz w:val="16"/>
-                <w:szCs w:val="16"/>
-              </w:rPr>
-              <w:t>}</w:t>
-            </w:r>
-            <w:r>
-              <w:rPr>
-                <w:rFonts w:ascii="Tahoma" w:eastAsia="Times New Roman" w:hAnsi="Tahoma" w:cs="Tahoma"/>
-                <w:bCs/>
-                <w:sz w:val="16"/>
-                <w:szCs w:val="16"/>
-              </w:rPr>
-              <w:t xml:space="preserve">    </w:t>
-            </w:r>
-            <w:r>
-              <w:rPr>
-                <w:rFonts w:ascii="Tahoma" w:eastAsia="Times New Roman" w:hAnsi="Tahoma" w:cs="Tahoma"/>
-                <w:bCs/>
-                <w:color w:val="000000"/>
-                <w:sz w:val="16"/>
-                <w:szCs w:val="16"/>
-              </w:rPr>
-              <w:t xml:space="preserve">                                   </w:t>
-            </w:r>
-            <w:r>
-              <w:rPr>
-                <w:rFonts w:ascii="Tahoma" w:hAnsi="Tahoma" w:cs="Tahoma"/>
-                <w:b/>
+                <w:rFonts w:ascii="Consolas" w:hAnsi="Consolas" w:cs="Consolas"/>
                 <w:color w:val="000000"/>
                 <w:sz w:val="16"/>
                 <w:szCs w:val="16"/>
                 <w:highlight w:val="white"/>
               </w:rPr>
-              <w:t xml:space="preserve"> </w:t>
+              <w:t>PackageQty</w:t>
+            </w:r>
+            <w:proofErr w:type="spellEnd"/>
+            <w:r>
+              <w:rPr>
+                <w:rFonts w:ascii="Consolas" w:hAnsi="Consolas" w:cs="Consolas"/>
+                <w:color w:val="000000"/>
+                <w:sz w:val="16"/>
+                <w:szCs w:val="16"/>
+              </w:rPr>
+              <w:t>}</w:t>
             </w:r>
           </w:p>
           <w:p>
             <w:pPr>
               <w:rPr>
-                <w:rFonts w:ascii="Tahoma" w:eastAsia="Times New Roman" w:hAnsi="Tahoma" w:cs="Tahoma"/>
-                <w:bCs/>
-                <w:color w:val="000000"/>
-                <w:sz w:val="16"/>
-                <w:szCs w:val="16"/>
+                <w:rFonts w:ascii="Arial Narrow" w:eastAsia="Times New Roman" w:hAnsi="Arial Narrow" w:cs="Arial"/>
+                <w:bCs/>
+                <w:color w:val="000000"/>
+                <w:sz w:val="18"/>
+                <w:szCs w:val="26"/>
               </w:rPr>
             </w:pPr>
             <w:r>
               <w:rPr>
-                <w:rFonts w:ascii="Tahoma" w:hAnsi="Tahoma" w:cs="Tahoma"/>
-                <w:b/>
+                <w:rFonts w:ascii="Consolas" w:hAnsi="Consolas" w:cs="Consolas"/>
+                <w:b/>
+                <w:color w:val="000000"/>
+                <w:sz w:val="19"/>
+                <w:szCs w:val="19"/>
+                <w:highlight w:val="white"/>
+              </w:rPr>
+              <w:t>Bill</w:t>
+            </w:r>
+            <w:r>
+              <w:rPr>
+                <w:rFonts w:ascii="Arial Narrow" w:eastAsia="Arial" w:hAnsi="Arial Narrow" w:cs="Arial"/>
+                <w:b/>
+                <w:bCs/>
+                <w:sz w:val="14"/>
+                <w:szCs w:val="14"/>
+              </w:rPr>
+              <w:t xml:space="preserve">: </w:t>
+            </w:r>
+            <w:r>
+              <w:rPr>
+                <w:rFonts w:ascii="Arial Narrow" w:eastAsia="Times New Roman" w:hAnsi="Arial Narrow" w:cs="Arial"/>
+                <w:bCs/>
+                <w:color w:val="000000"/>
+                <w:sz w:val="18"/>
+                <w:szCs w:val="26"/>
+              </w:rPr>
+              <w:t>{</w:t>
+            </w:r>
+            <w:r>
+              <w:rPr>
+                <w:rFonts w:ascii="Consolas" w:hAnsi="Consolas" w:cs="Consolas"/>
                 <w:color w:val="000000"/>
                 <w:sz w:val="16"/>
                 <w:szCs w:val="16"/>
                 <w:highlight w:val="white"/>
               </w:rPr>
-              <w:t>Party</w:t>
-            </w:r>
-            <w:r>
-              <w:rPr>
-                <w:rFonts w:ascii="Tahoma" w:hAnsi="Tahoma" w:cs="Tahoma"/>
-                <w:b/>
-                <w:color w:val="000000"/>
-                <w:sz w:val="16"/>
-                <w:szCs w:val="16"/>
-              </w:rPr>
-              <w:t xml:space="preserve"> Name</w:t>
-            </w:r>
-            <w:r>
-              <w:rPr>
-                <w:rFonts w:ascii="Tahoma" w:eastAsia="Arial" w:hAnsi="Tahoma" w:cs="Tahoma"/>
-                <w:b/>
-                <w:bCs/>
-                <w:sz w:val="16"/>
-                <w:szCs w:val="16"/>
+              <w:t>Bill</w:t>
+            </w:r>
+            <w:r>
+              <w:rPr>
+                <w:rFonts w:ascii="Arial Narrow" w:eastAsia="Times New Roman" w:hAnsi="Arial Narrow" w:cs="Arial"/>
+                <w:bCs/>
+                <w:color w:val="000000"/>
+                <w:sz w:val="18"/>
+                <w:szCs w:val="26"/>
+              </w:rPr>
+              <w:t>}</w:t>
+            </w:r>
+            <w:r>
+              <w:rPr>
+                <w:rFonts w:ascii="Arial Narrow" w:eastAsia="Times New Roman" w:hAnsi="Arial Narrow" w:cs="Arial"/>
+                <w:bCs/>
+                <w:color w:val="000000"/>
+                <w:sz w:val="18"/>
+                <w:szCs w:val="26"/>
+              </w:rPr>
+              <w:t xml:space="preserve">                                                                                                               </w:t>
+            </w:r>
+          </w:p>
+          <w:p>
+            <w:pPr>
+              <w:rPr>
+                <w:rFonts w:ascii="Arial Narrow" w:eastAsia="Times New Roman" w:hAnsi="Arial Narrow" w:cs="Arial"/>
+                <w:bCs/>
+                <w:color w:val="000000"/>
+                <w:sz w:val="18"/>
+                <w:szCs w:val="26"/>
+              </w:rPr>
+            </w:pPr>
+            <w:r>
+              <w:rPr>
+                <w:rFonts w:ascii="Consolas" w:hAnsi="Consolas" w:cs="Consolas"/>
+                <w:b/>
+                <w:color w:val="000000"/>
+                <w:sz w:val="19"/>
+                <w:szCs w:val="19"/>
+                <w:highlight w:val="white"/>
+              </w:rPr>
+              <w:t>Mode</w:t>
+            </w:r>
+            <w:r>
+              <w:rPr>
+                <w:rFonts w:ascii="Consolas" w:hAnsi="Consolas" w:cs="Consolas"/>
+                <w:b/>
+                <w:color w:val="000000"/>
+                <w:sz w:val="19"/>
+                <w:szCs w:val="19"/>
+                <w:highlight w:val="white"/>
+              </w:rPr>
+              <w:t xml:space="preserve"> </w:t>
+            </w:r>
+            <w:r>
+              <w:rPr>
+                <w:rFonts w:ascii="Consolas" w:hAnsi="Consolas" w:cs="Consolas"/>
+                <w:b/>
+                <w:color w:val="000000"/>
+                <w:sz w:val="19"/>
+                <w:szCs w:val="19"/>
+                <w:highlight w:val="white"/>
+              </w:rPr>
+              <w:t>of</w:t>
+            </w:r>
+            <w:r>
+              <w:rPr>
+                <w:rFonts w:ascii="Consolas" w:hAnsi="Consolas" w:cs="Consolas"/>
+                <w:b/>
+                <w:color w:val="000000"/>
+                <w:sz w:val="19"/>
+                <w:szCs w:val="19"/>
+                <w:highlight w:val="white"/>
+              </w:rPr>
+              <w:t xml:space="preserve"> </w:t>
+            </w:r>
+            <w:r>
+              <w:rPr>
+                <w:rFonts w:ascii="Consolas" w:hAnsi="Consolas" w:cs="Consolas"/>
+                <w:b/>
+                <w:color w:val="000000"/>
+                <w:sz w:val="19"/>
+                <w:szCs w:val="19"/>
+                <w:highlight w:val="white"/>
+              </w:rPr>
+              <w:t>Transport</w:t>
+            </w:r>
+            <w:r>
+              <w:rPr>
+                <w:rFonts w:ascii="Arial Narrow" w:eastAsia="Arial" w:hAnsi="Arial Narrow" w:cs="Arial"/>
+                <w:b/>
+                <w:bCs/>
+                <w:sz w:val="14"/>
+                <w:szCs w:val="14"/>
               </w:rPr>
               <w:t xml:space="preserve">: </w:t>
             </w:r>
             <w:r>
               <w:rPr>
-                <w:rFonts w:ascii="Tahoma" w:eastAsia="Times New Roman" w:hAnsi="Tahoma" w:cs="Tahoma"/>
-                <w:bCs/>
-                <w:color w:val="000000"/>
-                <w:sz w:val="16"/>
-                <w:szCs w:val="16"/>
+                <w:rFonts w:ascii="Arial Narrow" w:eastAsia="Times New Roman" w:hAnsi="Arial Narrow" w:cs="Arial"/>
+                <w:bCs/>
+                <w:color w:val="000000"/>
+                <w:sz w:val="18"/>
+                <w:szCs w:val="26"/>
               </w:rPr>
               <w:t>{</w:t>
             </w:r>
             <w:proofErr w:type="spellStart"/>
             <w:r>
               <w:rPr>
-                <w:rFonts w:ascii="Tahoma" w:hAnsi="Tahoma" w:cs="Tahoma"/>
+                <w:rFonts w:ascii="Consolas" w:hAnsi="Consolas" w:cs="Consolas"/>
                 <w:color w:val="000000"/>
                 <w:sz w:val="16"/>
                 <w:szCs w:val="16"/>
                 <w:highlight w:val="white"/>
               </w:rPr>
-              <w:t>PartyName</w:t>
+              <w:t>ModeofTransport</w:t>
             </w:r>
             <w:proofErr w:type="spellEnd"/>
             <w:r>
               <w:rPr>
-                <w:rFonts w:ascii="Tahoma" w:eastAsia="Times New Roman" w:hAnsi="Tahoma" w:cs="Tahoma"/>
-                <w:bCs/>
-                <w:color w:val="000000"/>
-                <w:sz w:val="16"/>
-                <w:szCs w:val="16"/>
-              </w:rPr>
-              <w:t xml:space="preserve">}                                                                                     </w:t>
+                <w:rFonts w:ascii="Arial Narrow" w:eastAsia="Times New Roman" w:hAnsi="Arial Narrow" w:cs="Arial"/>
+                <w:bCs/>
+                <w:color w:val="000000"/>
+                <w:sz w:val="18"/>
+                <w:szCs w:val="26"/>
+              </w:rPr>
+              <w:t>}</w:t>
             </w:r>
           </w:p>
           <w:p>
             <w:pPr>
               <w:rPr>
-                <w:rFonts w:ascii="Tahoma" w:eastAsia="Times New Roman" w:hAnsi="Tahoma" w:cs="Tahoma"/>
-                <w:bCs/>
-                <w:color w:val="000000"/>
-                <w:sz w:val="16"/>
-                <w:szCs w:val="16"/>
+                <w:rFonts w:ascii="Arial Narrow" w:eastAsia="Times New Roman" w:hAnsi="Arial Narrow" w:cs="Arial"/>
+                <w:bCs/>
+                <w:color w:val="000000"/>
+                <w:sz w:val="18"/>
+                <w:szCs w:val="26"/>
               </w:rPr>
             </w:pPr>
             <w:r>
               <w:rPr>
-                <w:rFonts w:ascii="Tahoma" w:hAnsi="Tahoma" w:cs="Tahoma"/>
-                <w:b/>
+                <w:rFonts w:ascii="Consolas" w:hAnsi="Consolas" w:cs="Consolas"/>
+                <w:b/>
+                <w:color w:val="000000"/>
+                <w:sz w:val="19"/>
+                <w:szCs w:val="19"/>
+              </w:rPr>
+              <w:t>Material Received From</w:t>
+            </w:r>
+            <w:r>
+              <w:rPr>
+                <w:rFonts w:ascii="Arial Narrow" w:eastAsia="Arial" w:hAnsi="Arial Narrow" w:cs="Arial"/>
+                <w:b/>
+                <w:bCs/>
+                <w:sz w:val="14"/>
+                <w:szCs w:val="14"/>
+              </w:rPr>
+              <w:t xml:space="preserve">: </w:t>
+            </w:r>
+            <w:r>
+              <w:rPr>
+                <w:rFonts w:ascii="Arial Narrow" w:eastAsia="Times New Roman" w:hAnsi="Arial Narrow" w:cs="Arial"/>
+                <w:bCs/>
+                <w:color w:val="000000"/>
+                <w:sz w:val="18"/>
+                <w:szCs w:val="26"/>
+              </w:rPr>
+              <w:t>{</w:t>
+            </w:r>
+            <w:proofErr w:type="spellStart"/>
+            <w:r>
+              <w:rPr>
+                <w:rFonts w:ascii="Consolas" w:hAnsi="Consolas" w:cs="Consolas"/>
                 <w:color w:val="000000"/>
                 <w:sz w:val="16"/>
                 <w:szCs w:val="16"/>
                 <w:highlight w:val="white"/>
               </w:rPr>
-              <w:t xml:space="preserve">Package </w:t>
+              <w:t>PersonName</w:t>
+            </w:r>
+            <w:proofErr w:type="spellEnd"/>
+            <w:r>
+              <w:rPr>
+                <w:rFonts w:ascii="Arial Narrow" w:eastAsia="Times New Roman" w:hAnsi="Arial Narrow" w:cs="Arial"/>
+                <w:bCs/>
+                <w:color w:val="000000"/>
+                <w:sz w:val="18"/>
+                <w:szCs w:val="26"/>
+              </w:rPr>
+              <w:t>}</w:t>
+            </w:r>
+            <w:r>
+              <w:rPr>
+                <w:rFonts w:ascii="Arial Narrow" w:eastAsia="Times New Roman" w:hAnsi="Arial Narrow" w:cs="Arial"/>
+                <w:bCs/>
+                <w:color w:val="000000"/>
+                <w:sz w:val="18"/>
+                <w:szCs w:val="26"/>
+              </w:rPr>
+              <w:t xml:space="preserve">                                                    </w:t>
+            </w:r>
+          </w:p>
+          <w:p>
+            <w:pPr>
+              <w:rPr>
+                <w:rFonts w:ascii="Arial Narrow" w:eastAsia="Times New Roman" w:hAnsi="Arial Narrow" w:cs="Arial"/>
+                <w:bCs/>
+                <w:color w:val="000000"/>
+                <w:sz w:val="18"/>
+                <w:szCs w:val="26"/>
+              </w:rPr>
+            </w:pPr>
+            <w:r>
+              <w:rPr>
+                <w:rFonts w:ascii="Consolas" w:hAnsi="Consolas" w:cs="Consolas"/>
+                <w:b/>
+                <w:color w:val="000000"/>
+                <w:sz w:val="19"/>
+                <w:szCs w:val="19"/>
+                <w:highlight w:val="white"/>
+              </w:rPr>
+              <w:t>Mobile</w:t>
+            </w:r>
+            <w:r>
+              <w:rPr>
+                <w:rFonts w:ascii="Consolas" w:hAnsi="Consolas" w:cs="Consolas"/>
+                <w:b/>
+                <w:color w:val="000000"/>
+                <w:sz w:val="19"/>
+                <w:szCs w:val="19"/>
+                <w:highlight w:val="white"/>
+              </w:rPr>
+              <w:t xml:space="preserve"> </w:t>
+            </w:r>
+            <w:r>
+              <w:rPr>
+                <w:rFonts w:ascii="Consolas" w:hAnsi="Consolas" w:cs="Consolas"/>
+                <w:b/>
+                <w:color w:val="000000"/>
+                <w:sz w:val="19"/>
+                <w:szCs w:val="19"/>
+                <w:highlight w:val="white"/>
+              </w:rPr>
+              <w:t>No</w:t>
+            </w:r>
+            <w:r>
+              <w:rPr>
+                <w:rFonts w:ascii="Arial Narrow" w:eastAsia="Arial" w:hAnsi="Arial Narrow" w:cs="Arial"/>
+                <w:b/>
+                <w:bCs/>
+                <w:sz w:val="14"/>
+                <w:szCs w:val="14"/>
+              </w:rPr>
+              <w:t xml:space="preserve">: </w:t>
+            </w:r>
+            <w:r>
+              <w:rPr>
+                <w:rFonts w:ascii="Arial Narrow" w:eastAsia="Times New Roman" w:hAnsi="Arial Narrow" w:cs="Arial"/>
+                <w:bCs/>
+                <w:color w:val="000000"/>
+                <w:sz w:val="18"/>
+                <w:szCs w:val="26"/>
+              </w:rPr>
+              <w:t>{</w:t>
             </w:r>
             <w:proofErr w:type="spellStart"/>
             <w:r>
               <w:rPr>
-                <w:rFonts w:ascii="Tahoma" w:hAnsi="Tahoma" w:cs="Tahoma"/>
-                <w:b/>
+                <w:rFonts w:ascii="Consolas" w:hAnsi="Consolas" w:cs="Consolas"/>
                 <w:color w:val="000000"/>
                 <w:sz w:val="16"/>
                 <w:szCs w:val="16"/>
                 <w:highlight w:val="white"/>
               </w:rPr>
-              <w:t>Qty</w:t>
+              <w:t>MobileNo</w:t>
             </w:r>
             <w:proofErr w:type="spellEnd"/>
             <w:r>
               <w:rPr>
-                <w:rFonts w:ascii="Tahoma" w:eastAsia="Arial" w:hAnsi="Tahoma" w:cs="Tahoma"/>
-                <w:b/>
-                <w:bCs/>
-                <w:sz w:val="16"/>
-                <w:szCs w:val="16"/>
+                <w:rFonts w:ascii="Arial Narrow" w:eastAsia="Times New Roman" w:hAnsi="Arial Narrow" w:cs="Arial"/>
+                <w:bCs/>
+                <w:color w:val="000000"/>
+                <w:sz w:val="18"/>
+                <w:szCs w:val="26"/>
+              </w:rPr>
+              <w:t>}</w:t>
+            </w:r>
+            <w:r>
+              <w:rPr>
+                <w:rFonts w:ascii="Arial Narrow" w:eastAsia="Times New Roman" w:hAnsi="Arial Narrow" w:cs="Arial"/>
+                <w:bCs/>
+                <w:color w:val="000000"/>
+                <w:sz w:val="18"/>
+                <w:szCs w:val="26"/>
+              </w:rPr>
+              <w:t xml:space="preserve">                                  </w:t>
+            </w:r>
+          </w:p>
+          <w:p>
+            <w:pPr>
+              <w:rPr>
+                <w:rFonts w:ascii="Consolas" w:hAnsi="Consolas" w:cs="Consolas"/>
+                <w:color w:val="000000"/>
+                <w:sz w:val="19"/>
+                <w:szCs w:val="19"/>
+                <w:highlight w:val="white"/>
+              </w:rPr>
+            </w:pPr>
+            <w:r>
+              <w:rPr>
+                <w:rFonts w:ascii="Consolas" w:hAnsi="Consolas" w:cs="Consolas"/>
+                <w:b/>
+                <w:color w:val="000000"/>
+                <w:sz w:val="19"/>
+                <w:szCs w:val="19"/>
+              </w:rPr>
+              <w:t>Material Received By</w:t>
+            </w:r>
+            <w:r>
+              <w:rPr>
+                <w:rFonts w:ascii="Consolas" w:hAnsi="Consolas" w:cs="Consolas"/>
+                <w:color w:val="000000"/>
+                <w:sz w:val="19"/>
+                <w:szCs w:val="19"/>
+                <w:highlight w:val="white"/>
+              </w:rPr>
+              <w:t>:</w:t>
+            </w:r>
+            <w:r>
+              <w:rPr>
+                <w:rFonts w:ascii="Consolas" w:hAnsi="Consolas" w:cs="Consolas"/>
+                <w:sz w:val="19"/>
+                <w:szCs w:val="19"/>
+              </w:rPr>
+              <w:t>{</w:t>
+            </w:r>
+            <w:proofErr w:type="spellStart"/>
+            <w:r>
+              <w:rPr>
+                <w:rFonts w:ascii="Consolas" w:hAnsi="Consolas" w:cs="Consolas"/>
+                <w:sz w:val="19"/>
+                <w:szCs w:val="19"/>
+              </w:rPr>
+              <w:t>MaterialReceivedBy</w:t>
+            </w:r>
+            <w:proofErr w:type="spellEnd"/>
+            <w:r>
+              <w:rPr>
+                <w:rFonts w:ascii="Consolas" w:hAnsi="Consolas" w:cs="Consolas"/>
+                <w:sz w:val="19"/>
+                <w:szCs w:val="19"/>
+              </w:rPr>
+              <w:t>}</w:t>
+            </w:r>
+            <w:r>
+              <w:rPr>
+                <w:rFonts w:ascii="Consolas" w:hAnsi="Consolas" w:cs="Consolas"/>
+                <w:color w:val="000000"/>
+                <w:sz w:val="19"/>
+                <w:szCs w:val="19"/>
+                <w:highlight w:val="white"/>
+              </w:rPr>
+              <w:t xml:space="preserve">           </w:t>
+            </w:r>
+          </w:p>
+          <w:p>
+            <w:pPr>
+              <w:rPr>
+                <w:rFonts w:ascii="Consolas" w:hAnsi="Consolas" w:cs="Consolas"/>
+                <w:color w:val="000000"/>
+                <w:sz w:val="19"/>
+                <w:szCs w:val="19"/>
+                <w:highlight w:val="white"/>
+              </w:rPr>
+            </w:pPr>
+            <w:r>
+              <w:rPr>
+                <w:rFonts w:ascii="Consolas" w:hAnsi="Consolas" w:cs="Consolas"/>
+                <w:b/>
+                <w:color w:val="000000"/>
+                <w:sz w:val="19"/>
+                <w:szCs w:val="19"/>
+                <w:highlight w:val="white"/>
+              </w:rPr>
+              <w:t>Description</w:t>
+            </w:r>
+            <w:r>
+              <w:rPr>
+                <w:rFonts w:ascii="Arial Narrow" w:eastAsia="Arial" w:hAnsi="Arial Narrow" w:cs="Arial"/>
+                <w:b/>
+                <w:bCs/>
+                <w:sz w:val="14"/>
+                <w:szCs w:val="14"/>
               </w:rPr>
               <w:t xml:space="preserve">: </w:t>
             </w:r>
             <w:r>
               <w:rPr>
-                <w:rFonts w:ascii="Tahoma" w:eastAsia="Times New Roman" w:hAnsi="Tahoma" w:cs="Tahoma"/>
-                <w:bCs/>
-                <w:color w:val="000000"/>
-                <w:sz w:val="16"/>
-                <w:szCs w:val="16"/>
+                <w:rFonts w:ascii="Arial Narrow" w:eastAsia="Times New Roman" w:hAnsi="Arial Narrow" w:cs="Arial"/>
+                <w:bCs/>
+                <w:color w:val="000000"/>
+                <w:sz w:val="18"/>
+                <w:szCs w:val="26"/>
               </w:rPr>
               <w:t>{</w:t>
             </w:r>
-            <w:proofErr w:type="spellStart"/>
-            <w:r>
-              <w:rPr>
-                <w:rFonts w:ascii="Tahoma" w:hAnsi="Tahoma" w:cs="Tahoma"/>
+            <w:r>
+              <w:rPr>
+                <w:rFonts w:ascii="Consolas" w:hAnsi="Consolas" w:cs="Consolas"/>
                 <w:color w:val="000000"/>
                 <w:sz w:val="16"/>
                 <w:szCs w:val="16"/>
                 <w:highlight w:val="white"/>
               </w:rPr>
-              <w:t>PackageQty</w:t>
-            </w:r>
-            <w:proofErr w:type="spellEnd"/>
-            <w:r>
-              <w:rPr>
-                <w:rFonts w:ascii="Tahoma" w:hAnsi="Tahoma" w:cs="Tahoma"/>
-                <w:color w:val="000000"/>
-                <w:sz w:val="16"/>
-                <w:szCs w:val="16"/>
+              <w:t>Description</w:t>
+            </w:r>
+            <w:r>
+              <w:rPr>
+                <w:rFonts w:ascii="Arial Narrow" w:eastAsia="Times New Roman" w:hAnsi="Arial Narrow" w:cs="Arial"/>
+                <w:bCs/>
+                <w:color w:val="000000"/>
+                <w:sz w:val="18"/>
+                <w:szCs w:val="26"/>
               </w:rPr>
               <w:t>}</w:t>
+            </w:r>
+            <w:r>
+              <w:rPr>
+                <w:rFonts w:ascii="Arial Narrow" w:eastAsia="Times New Roman" w:hAnsi="Arial Narrow" w:cs="Arial"/>
+                <w:bCs/>
+                <w:color w:val="000000"/>
+                <w:sz w:val="18"/>
+                <w:szCs w:val="26"/>
+              </w:rPr>
+              <w:t xml:space="preserve">                                                  </w:t>
             </w:r>
           </w:p>
           <w:p>
             <w:pPr>
               <w:rPr>
-                <w:rFonts w:ascii="Tahoma" w:eastAsia="Times New Roman" w:hAnsi="Tahoma" w:cs="Tahoma"/>
-                <w:bCs/>
-                <w:color w:val="000000"/>
-                <w:sz w:val="16"/>
-                <w:szCs w:val="16"/>
+                <w:rFonts w:ascii="Arial Narrow" w:eastAsia="Times New Roman" w:hAnsi="Arial Narrow" w:cs="Arial"/>
+                <w:b/>
+                <w:bCs/>
+                <w:color w:val="000000"/>
+                <w:sz w:val="18"/>
+                <w:szCs w:val="26"/>
               </w:rPr>
             </w:pPr>
             <w:r>
               <w:rPr>
-                <w:rFonts w:ascii="Tahoma" w:hAnsi="Tahoma" w:cs="Tahoma"/>
-                <w:b/>
+                <w:rFonts w:ascii="Consolas" w:hAnsi="Consolas" w:cs="Consolas"/>
+                <w:b/>
+                <w:color w:val="000000"/>
+                <w:sz w:val="19"/>
+                <w:szCs w:val="19"/>
+                <w:highlight w:val="white"/>
+              </w:rPr>
+              <w:t>Remarks</w:t>
+            </w:r>
+            <w:r>
+              <w:rPr>
+                <w:rFonts w:ascii="Arial Narrow" w:eastAsia="Arial" w:hAnsi="Arial Narrow" w:cs="Arial"/>
+                <w:b/>
+                <w:bCs/>
+                <w:sz w:val="14"/>
+                <w:szCs w:val="14"/>
+              </w:rPr>
+              <w:t xml:space="preserve">: </w:t>
+            </w:r>
+            <w:r>
+              <w:rPr>
+                <w:rFonts w:ascii="Arial Narrow" w:eastAsia="Times New Roman" w:hAnsi="Arial Narrow" w:cs="Arial"/>
+                <w:bCs/>
+                <w:color w:val="000000"/>
+                <w:sz w:val="18"/>
+                <w:szCs w:val="26"/>
+              </w:rPr>
+              <w:t>{</w:t>
+            </w:r>
+            <w:r>
+              <w:rPr>
+                <w:rFonts w:ascii="Consolas" w:hAnsi="Consolas" w:cs="Consolas"/>
                 <w:color w:val="000000"/>
                 <w:sz w:val="16"/>
                 <w:szCs w:val="16"/>
                 <w:highlight w:val="white"/>
               </w:rPr>
-              <w:t>Bill</w:t>
-            </w:r>
-            <w:r>
-              <w:rPr>
-                <w:rFonts w:ascii="Tahoma" w:eastAsia="Arial" w:hAnsi="Tahoma" w:cs="Tahoma"/>
-                <w:b/>
-                <w:bCs/>
-                <w:sz w:val="16"/>
-                <w:szCs w:val="16"/>
-              </w:rPr>
-              <w:t xml:space="preserve">: </w:t>
-            </w:r>
-            <w:r>
-              <w:rPr>
-                <w:rFonts w:ascii="Tahoma" w:eastAsia="Times New Roman" w:hAnsi="Tahoma" w:cs="Tahoma"/>
-                <w:bCs/>
-                <w:color w:val="000000"/>
-                <w:sz w:val="16"/>
-                <w:szCs w:val="16"/>
-              </w:rPr>
-              <w:t>{</w:t>
-            </w:r>
-            <w:r>
-              <w:rPr>
-                <w:rFonts w:ascii="Tahoma" w:hAnsi="Tahoma" w:cs="Tahoma"/>
-                <w:color w:val="000000"/>
-                <w:sz w:val="16"/>
-                <w:szCs w:val="16"/>
-                <w:highlight w:val="white"/>
-              </w:rPr>
-              <w:t>Bill</w:t>
-            </w:r>
-            <w:r>
-              <w:rPr>
-                <w:rFonts w:ascii="Tahoma" w:eastAsia="Times New Roman" w:hAnsi="Tahoma" w:cs="Tahoma"/>
-                <w:bCs/>
-                <w:color w:val="000000"/>
-                <w:sz w:val="16"/>
-                <w:szCs w:val="16"/>
-              </w:rPr>
-              <w:t xml:space="preserve">}                                                                                                               </w:t>
+              <w:t>Remarks</w:t>
+            </w:r>
+            <w:r>
+              <w:rPr>
+                <w:rFonts w:ascii="Arial Narrow" w:eastAsia="Times New Roman" w:hAnsi="Arial Narrow" w:cs="Arial"/>
+                <w:bCs/>
+                <w:color w:val="000000"/>
+                <w:sz w:val="18"/>
+                <w:szCs w:val="26"/>
+              </w:rPr>
+              <w:t>}</w:t>
+            </w:r>
+            <w:r>
+              <w:rPr>
+                <w:rFonts w:ascii="Arial Narrow" w:eastAsia="Times New Roman" w:hAnsi="Arial Narrow" w:cs="Arial"/>
+                <w:b/>
+                <w:bCs/>
+                <w:color w:val="000000"/>
+                <w:sz w:val="18"/>
+                <w:szCs w:val="26"/>
+              </w:rPr>
+              <w:t xml:space="preserve">   </w:t>
             </w:r>
           </w:p>
           <w:p>
             <w:pPr>
               <w:rPr>
-                <w:rFonts w:ascii="Tahoma" w:eastAsia="Times New Roman" w:hAnsi="Tahoma" w:cs="Tahoma"/>
-                <w:bCs/>
-                <w:color w:val="000000"/>
-                <w:sz w:val="16"/>
-                <w:szCs w:val="16"/>
-              </w:rPr>
-            </w:pPr>
-            <w:r>
-              <w:rPr>
-                <w:rFonts w:ascii="Tahoma" w:hAnsi="Tahoma" w:cs="Tahoma"/>
-                <w:b/>
-                <w:color w:val="000000"/>
-                <w:sz w:val="16"/>
-                <w:szCs w:val="16"/>
-                <w:highlight w:val="white"/>
-              </w:rPr>
-              <w:t>Mode of Transport</w:t>
-            </w:r>
-            <w:r>
-              <w:rPr>
-                <w:rFonts w:ascii="Tahoma" w:eastAsia="Arial" w:hAnsi="Tahoma" w:cs="Tahoma"/>
-                <w:b/>
-                <w:bCs/>
-                <w:sz w:val="16"/>
-                <w:szCs w:val="16"/>
-              </w:rPr>
-              <w:t xml:space="preserve">: </w:t>
-            </w:r>
-            <w:r>
-              <w:rPr>
-                <w:rFonts w:ascii="Tahoma" w:eastAsia="Times New Roman" w:hAnsi="Tahoma" w:cs="Tahoma"/>
-                <w:bCs/>
-                <w:color w:val="000000"/>
-                <w:sz w:val="16"/>
-                <w:szCs w:val="16"/>
-              </w:rPr>
-              <w:t>{</w:t>
-            </w:r>
-            <w:proofErr w:type="spellStart"/>
-            <w:r>
-              <w:rPr>
-                <w:rFonts w:ascii="Tahoma" w:hAnsi="Tahoma" w:cs="Tahoma"/>
-                <w:color w:val="000000"/>
-                <w:sz w:val="16"/>
-                <w:szCs w:val="16"/>
-                <w:highlight w:val="white"/>
-              </w:rPr>
-              <w:t>ModeofTransport</w:t>
-            </w:r>
-            <w:proofErr w:type="spellEnd"/>
-            <w:r>
-              <w:rPr>
-                <w:rFonts w:ascii="Tahoma" w:eastAsia="Times New Roman" w:hAnsi="Tahoma" w:cs="Tahoma"/>
-                <w:bCs/>
-                <w:color w:val="000000"/>
-                <w:sz w:val="16"/>
-                <w:szCs w:val="16"/>
-              </w:rPr>
-              <w:t>}</w:t>
-            </w:r>
-          </w:p>
-          <w:p>
-            <w:pPr>
-              <w:rPr>
-                <w:rFonts w:ascii="Tahoma" w:eastAsia="Times New Roman" w:hAnsi="Tahoma" w:cs="Tahoma"/>
-                <w:bCs/>
-                <w:color w:val="000000"/>
-                <w:sz w:val="16"/>
-                <w:szCs w:val="16"/>
-              </w:rPr>
-            </w:pPr>
-            <w:r>
-              <w:rPr>
-                <w:rFonts w:ascii="Tahoma" w:hAnsi="Tahoma" w:cs="Tahoma"/>
-                <w:b/>
-                <w:color w:val="000000"/>
-                <w:sz w:val="16"/>
-                <w:szCs w:val="16"/>
-              </w:rPr>
-              <w:t>Material Received From</w:t>
-            </w:r>
-            <w:r>
-              <w:rPr>
-                <w:rFonts w:ascii="Tahoma" w:eastAsia="Arial" w:hAnsi="Tahoma" w:cs="Tahoma"/>
-                <w:b/>
-                <w:bCs/>
-                <w:sz w:val="16"/>
-                <w:szCs w:val="16"/>
-              </w:rPr>
-              <w:t xml:space="preserve">: </w:t>
-            </w:r>
-            <w:r>
-              <w:rPr>
-                <w:rFonts w:ascii="Tahoma" w:eastAsia="Times New Roman" w:hAnsi="Tahoma" w:cs="Tahoma"/>
-                <w:bCs/>
-                <w:color w:val="000000"/>
-                <w:sz w:val="16"/>
-                <w:szCs w:val="16"/>
-              </w:rPr>
-              <w:t>{</w:t>
-            </w:r>
-            <w:proofErr w:type="spellStart"/>
-            <w:r>
-              <w:rPr>
-                <w:rFonts w:ascii="Tahoma" w:hAnsi="Tahoma" w:cs="Tahoma"/>
-                <w:color w:val="000000"/>
-                <w:sz w:val="16"/>
-                <w:szCs w:val="16"/>
-                <w:highlight w:val="white"/>
-              </w:rPr>
-              <w:t>PersonName</w:t>
-            </w:r>
-            <w:proofErr w:type="spellEnd"/>
-            <w:r>
-              <w:rPr>
-                <w:rFonts w:ascii="Tahoma" w:eastAsia="Times New Roman" w:hAnsi="Tahoma" w:cs="Tahoma"/>
-                <w:bCs/>
-                <w:color w:val="000000"/>
-                <w:sz w:val="16"/>
-                <w:szCs w:val="16"/>
-              </w:rPr>
-              <w:t xml:space="preserve">}                                                    </w:t>
-            </w:r>
-          </w:p>
-          <w:p>
-            <w:pPr>
-              <w:rPr>
-                <w:rFonts w:ascii="Tahoma" w:eastAsia="Times New Roman" w:hAnsi="Tahoma" w:cs="Tahoma"/>
-                <w:bCs/>
-                <w:color w:val="000000"/>
-                <w:sz w:val="16"/>
-                <w:szCs w:val="16"/>
-              </w:rPr>
-            </w:pPr>
-            <w:r>
-              <w:rPr>
-                <w:rFonts w:ascii="Tahoma" w:hAnsi="Tahoma" w:cs="Tahoma"/>
-                <w:b/>
-                <w:color w:val="000000"/>
-                <w:sz w:val="16"/>
-                <w:szCs w:val="16"/>
-                <w:highlight w:val="white"/>
-              </w:rPr>
-              <w:t>Mobile No</w:t>
-            </w:r>
-            <w:r>
-              <w:rPr>
-                <w:rFonts w:ascii="Tahoma" w:eastAsia="Arial" w:hAnsi="Tahoma" w:cs="Tahoma"/>
-                <w:b/>
-                <w:bCs/>
-                <w:sz w:val="16"/>
-                <w:szCs w:val="16"/>
-              </w:rPr>
-              <w:t xml:space="preserve">: </w:t>
-            </w:r>
-            <w:r>
-              <w:rPr>
-                <w:rFonts w:ascii="Tahoma" w:eastAsia="Times New Roman" w:hAnsi="Tahoma" w:cs="Tahoma"/>
-                <w:bCs/>
-                <w:color w:val="000000"/>
-                <w:sz w:val="16"/>
-                <w:szCs w:val="16"/>
-              </w:rPr>
-              <w:t>{</w:t>
-            </w:r>
-            <w:proofErr w:type="spellStart"/>
-            <w:r>
-              <w:rPr>
-                <w:rFonts w:ascii="Tahoma" w:hAnsi="Tahoma" w:cs="Tahoma"/>
-                <w:color w:val="000000"/>
-                <w:sz w:val="16"/>
-                <w:szCs w:val="16"/>
-                <w:highlight w:val="white"/>
-              </w:rPr>
-              <w:t>MobileNo</w:t>
-            </w:r>
-            <w:proofErr w:type="spellEnd"/>
-            <w:r>
-              <w:rPr>
-                <w:rFonts w:ascii="Tahoma" w:eastAsia="Times New Roman" w:hAnsi="Tahoma" w:cs="Tahoma"/>
-                <w:bCs/>
-                <w:color w:val="000000"/>
-                <w:sz w:val="16"/>
-                <w:szCs w:val="16"/>
-              </w:rPr>
-              <w:t xml:space="preserve">}                                  </w:t>
-            </w:r>
-          </w:p>
-          <w:p>
-            <w:pPr>
-              <w:rPr>
-                <w:rFonts w:ascii="Tahoma" w:hAnsi="Tahoma" w:cs="Tahoma"/>
-                <w:color w:val="000000"/>
-                <w:sz w:val="16"/>
-                <w:szCs w:val="16"/>
-                <w:highlight w:val="white"/>
-              </w:rPr>
-            </w:pPr>
-            <w:r>
-              <w:rPr>
-                <w:rFonts w:ascii="Tahoma" w:hAnsi="Tahoma" w:cs="Tahoma"/>
-                <w:b/>
-                <w:color w:val="000000"/>
-                <w:sz w:val="16"/>
-                <w:szCs w:val="16"/>
-              </w:rPr>
-              <w:t>Material Received By</w:t>
-            </w:r>
-            <w:r>
-              <w:rPr>
-                <w:rFonts w:ascii="Tahoma" w:hAnsi="Tahoma" w:cs="Tahoma"/>
-                <w:color w:val="000000"/>
-                <w:sz w:val="16"/>
-                <w:szCs w:val="16"/>
-                <w:highlight w:val="white"/>
-              </w:rPr>
-              <w:t>:</w:t>
-            </w:r>
-            <w:r>
-              <w:rPr>
-                <w:rFonts w:ascii="Tahoma" w:hAnsi="Tahoma" w:cs="Tahoma"/>
-                <w:sz w:val="16"/>
-                <w:szCs w:val="16"/>
-              </w:rPr>
-              <w:t>{</w:t>
-            </w:r>
-            <w:proofErr w:type="spellStart"/>
-            <w:r>
-              <w:rPr>
-                <w:rFonts w:ascii="Tahoma" w:hAnsi="Tahoma" w:cs="Tahoma"/>
-                <w:sz w:val="16"/>
-                <w:szCs w:val="16"/>
-              </w:rPr>
-              <w:t>MaterialReceivedBy</w:t>
-            </w:r>
-            <w:proofErr w:type="spellEnd"/>
-            <w:r>
-              <w:rPr>
-                <w:rFonts w:ascii="Tahoma" w:hAnsi="Tahoma" w:cs="Tahoma"/>
-                <w:sz w:val="16"/>
-                <w:szCs w:val="16"/>
-              </w:rPr>
-              <w:t>}</w:t>
-            </w:r>
-            <w:r>
-              <w:rPr>
-                <w:rFonts w:ascii="Tahoma" w:hAnsi="Tahoma" w:cs="Tahoma"/>
-                <w:color w:val="000000"/>
-                <w:sz w:val="16"/>
-                <w:szCs w:val="16"/>
-                <w:highlight w:val="white"/>
-              </w:rPr>
-              <w:t xml:space="preserve">           </w:t>
-            </w:r>
-          </w:p>
-          <w:p>
-            <w:pPr>
-              <w:rPr>
-                <w:rFonts w:ascii="Tahoma" w:hAnsi="Tahoma" w:cs="Tahoma"/>
-                <w:color w:val="000000"/>
-                <w:sz w:val="16"/>
-                <w:szCs w:val="16"/>
-                <w:highlight w:val="white"/>
-              </w:rPr>
-            </w:pPr>
-            <w:r>
-              <w:rPr>
-                <w:rFonts w:ascii="Tahoma" w:hAnsi="Tahoma" w:cs="Tahoma"/>
-                <w:b/>
-                <w:color w:val="000000"/>
-                <w:sz w:val="16"/>
-                <w:szCs w:val="16"/>
-                <w:highlight w:val="white"/>
-              </w:rPr>
-              <w:t>Description</w:t>
-            </w:r>
-            <w:r>
-              <w:rPr>
-                <w:rFonts w:ascii="Tahoma" w:eastAsia="Arial" w:hAnsi="Tahoma" w:cs="Tahoma"/>
-                <w:b/>
-                <w:bCs/>
-                <w:sz w:val="16"/>
-                <w:szCs w:val="16"/>
-              </w:rPr>
-              <w:t xml:space="preserve">: </w:t>
-            </w:r>
-            <w:r>
-              <w:rPr>
-                <w:rFonts w:ascii="Tahoma" w:eastAsia="Times New Roman" w:hAnsi="Tahoma" w:cs="Tahoma"/>
-                <w:bCs/>
-                <w:color w:val="000000"/>
-                <w:sz w:val="16"/>
-                <w:szCs w:val="16"/>
-              </w:rPr>
-              <w:t>{</w:t>
-            </w:r>
-            <w:r>
-              <w:rPr>
-                <w:rFonts w:ascii="Tahoma" w:hAnsi="Tahoma" w:cs="Tahoma"/>
-                <w:color w:val="000000"/>
-                <w:sz w:val="16"/>
-                <w:szCs w:val="16"/>
-                <w:highlight w:val="white"/>
-              </w:rPr>
-              <w:t>Description</w:t>
-            </w:r>
-            <w:r>
-              <w:rPr>
-                <w:rFonts w:ascii="Tahoma" w:eastAsia="Times New Roman" w:hAnsi="Tahoma" w:cs="Tahoma"/>
-                <w:bCs/>
-                <w:color w:val="000000"/>
-                <w:sz w:val="16"/>
-                <w:szCs w:val="16"/>
-              </w:rPr>
-              <w:t xml:space="preserve">}                                                  </w:t>
-            </w:r>
-          </w:p>
-          <w:p>
-            <w:pPr>
-              <w:rPr>
-                <w:rFonts w:ascii="Tahoma" w:eastAsia="Times New Roman" w:hAnsi="Tahoma" w:cs="Tahoma"/>
-                <w:b/>
-                <w:bCs/>
-                <w:color w:val="000000"/>
-                <w:sz w:val="16"/>
-                <w:szCs w:val="16"/>
-              </w:rPr>
-            </w:pPr>
-            <w:r>
-              <w:rPr>
-                <w:rFonts w:ascii="Tahoma" w:hAnsi="Tahoma" w:cs="Tahoma"/>
-                <w:b/>
-                <w:color w:val="000000"/>
-                <w:sz w:val="16"/>
-                <w:szCs w:val="16"/>
-                <w:highlight w:val="white"/>
-              </w:rPr>
-              <w:t>Remarks</w:t>
-            </w:r>
-            <w:r>
-              <w:rPr>
-                <w:rFonts w:ascii="Tahoma" w:eastAsia="Arial" w:hAnsi="Tahoma" w:cs="Tahoma"/>
-                <w:b/>
-                <w:bCs/>
-                <w:sz w:val="16"/>
-                <w:szCs w:val="16"/>
-              </w:rPr>
-              <w:t xml:space="preserve">: </w:t>
-            </w:r>
-            <w:r>
-              <w:rPr>
-                <w:rFonts w:ascii="Tahoma" w:eastAsia="Times New Roman" w:hAnsi="Tahoma" w:cs="Tahoma"/>
-                <w:bCs/>
-                <w:color w:val="000000"/>
-                <w:sz w:val="16"/>
-                <w:szCs w:val="16"/>
-              </w:rPr>
-              <w:t>{</w:t>
-            </w:r>
-            <w:r>
-              <w:rPr>
-                <w:rFonts w:ascii="Tahoma" w:hAnsi="Tahoma" w:cs="Tahoma"/>
-                <w:color w:val="000000"/>
-                <w:sz w:val="16"/>
-                <w:szCs w:val="16"/>
-                <w:highlight w:val="white"/>
-              </w:rPr>
-              <w:t>Remarks</w:t>
-            </w:r>
-            <w:r>
-              <w:rPr>
-                <w:rFonts w:ascii="Tahoma" w:eastAsia="Times New Roman" w:hAnsi="Tahoma" w:cs="Tahoma"/>
-                <w:bCs/>
-                <w:color w:val="000000"/>
-                <w:sz w:val="16"/>
-                <w:szCs w:val="16"/>
-              </w:rPr>
-              <w:t>}</w:t>
-            </w:r>
-            <w:r>
-              <w:rPr>
-                <w:rFonts w:ascii="Tahoma" w:eastAsia="Times New Roman" w:hAnsi="Tahoma" w:cs="Tahoma"/>
-                <w:b/>
-                <w:bCs/>
-                <w:color w:val="000000"/>
-                <w:sz w:val="16"/>
-                <w:szCs w:val="16"/>
-              </w:rPr>
-              <w:t xml:space="preserve">   </w:t>
-            </w:r>
-          </w:p>
-          <w:p>
-            <w:pPr>
-              <w:rPr>
-                <w:rFonts w:ascii="Tahoma" w:eastAsia="Times New Roman" w:hAnsi="Tahoma" w:cs="Tahoma"/>
-                <w:b/>
-                <w:bCs/>
-                <w:color w:val="000000"/>
-                <w:sz w:val="16"/>
-                <w:szCs w:val="16"/>
+                <w:rFonts w:ascii="Arial Narrow" w:eastAsia="Times New Roman" w:hAnsi="Arial Narrow" w:cs="Arial"/>
+                <w:b/>
+                <w:bCs/>
+                <w:color w:val="000000"/>
+                <w:sz w:val="18"/>
+                <w:szCs w:val="26"/>
               </w:rPr>
             </w:pPr>
           </w:p>
           <w:p>
             <w:pPr>
               <w:rPr>
-                <w:rFonts w:ascii="Tahoma" w:hAnsi="Tahoma" w:cs="Tahoma"/>
+                <w:rFonts w:ascii="Arial Narrow" w:hAnsi="Arial Narrow" w:cs="Arial"/>
                 <w:sz w:val="16"/>
-                <w:szCs w:val="16"/>
               </w:rPr>
             </w:pPr>
             <w:r>
               <w:rPr>
-                <w:rFonts w:ascii="Tahoma" w:eastAsia="Times New Roman" w:hAnsi="Tahoma" w:cs="Tahoma"/>
-                <w:b/>
-                <w:bCs/>
-                <w:color w:val="000000"/>
-                <w:sz w:val="16"/>
-                <w:szCs w:val="16"/>
+                <w:rFonts w:ascii="Arial Narrow" w:eastAsia="Times New Roman" w:hAnsi="Arial Narrow" w:cs="Arial"/>
+                <w:b/>
+                <w:bCs/>
+                <w:color w:val="000000"/>
+                <w:sz w:val="18"/>
+                <w:szCs w:val="26"/>
               </w:rPr>
               <w:t xml:space="preserve"> </w:t>
             </w:r>
@@ -1071,6 +1198,53 @@
         </w:tc>
       </w:tr>
     </w:tbl>
+    <w:p>
+      <w:pPr>
+        <w:rPr>
+          <w:rFonts w:ascii="Arial Narrow" w:hAnsi="Arial Narrow" w:cs="Arial"/>
+          <w:noProof/>
+          <w:sz w:val="20"/>
+          <w:szCs w:val="20"/>
+        </w:rPr>
+      </w:pPr>
+    </w:p>
+    <w:p>
+      <w:pPr>
+        <w:rPr>
+          <w:rFonts w:ascii="Arial Narrow" w:hAnsi="Arial Narrow" w:cs="Arial"/>
+          <w:sz w:val="20"/>
+          <w:szCs w:val="20"/>
+        </w:rPr>
+      </w:pPr>
+    </w:p>
+    <w:p>
+      <w:pPr>
+        <w:jc w:val="center"/>
+        <w:rPr>
+          <w:rFonts w:ascii="Arial Narrow" w:hAnsi="Arial Narrow" w:cs="Arial"/>
+          <w:sz w:val="20"/>
+          <w:szCs w:val="20"/>
+        </w:rPr>
+      </w:pPr>
+    </w:p>
+    <w:p>
+      <w:pPr>
+        <w:rPr>
+          <w:rFonts w:ascii="Arial Narrow" w:hAnsi="Arial Narrow" w:cs="Arial"/>
+          <w:sz w:val="20"/>
+          <w:szCs w:val="20"/>
+        </w:rPr>
+      </w:pPr>
+    </w:p>
+    <w:p>
+      <w:pPr>
+        <w:rPr>
+          <w:rFonts w:ascii="Arial Narrow" w:hAnsi="Arial Narrow" w:cs="Arial"/>
+          <w:sz w:val="20"/>
+          <w:szCs w:val="20"/>
+        </w:rPr>
+      </w:pPr>
+    </w:p>
     <w:p>
       <w:pPr>
         <w:rPr>
@@ -1136,10 +1310,14 @@
       </w:pPr>
     </w:p>
     <w:sectPr>
-      <w:headerReference w:type="default" r:id="rId9"/>
-      <w:footerReference w:type="default" r:id="rId10"/>
-      <w:pgSz w:w="20160" w:h="12240" w:orient="landscape" w:code="5"/>
-      <w:pgMar w:top="1440" w:right="1800" w:bottom="1440" w:left="1800" w:header="0" w:footer="0" w:gutter="0"/>
+      <w:headerReference w:type="even" r:id="rId9"/>
+      <w:headerReference w:type="default" r:id="rId10"/>
+      <w:footerReference w:type="even" r:id="rId11"/>
+      <w:footerReference w:type="default" r:id="rId12"/>
+      <w:headerReference w:type="first" r:id="rId13"/>
+      <w:footerReference w:type="first" r:id="rId14"/>
+      <w:pgSz w:w="12240" w:h="15840"/>
+      <w:pgMar w:top="1267" w:right="1440" w:bottom="360" w:left="1440" w:header="0" w:footer="0" w:gutter="0"/>
       <w:cols w:space="720"/>
       <w:docGrid w:linePitch="360"/>
     </w:sectPr>
@@ -1151,6 +1329,9 @@
 <w:endnotes xmlns:wpc="http://schemas.microsoft.com/office/word/2010/wordprocessingCanvas" xmlns:mc="http://schemas.openxmlformats.org/markup-compatibility/2006" xmlns:o="urn:schemas-microsoft-com:office:office" xmlns:r="http://schemas.openxmlformats.org/officeDocument/2006/relationships" xmlns:m="http://schemas.openxmlformats.org/officeDocument/2006/math" xmlns:v="urn:schemas-microsoft-com:vml" xmlns:wp14="http://schemas.microsoft.com/office/word/2010/wordprocessingDrawing" xmlns:wp="http://schemas.openxmlformats.org/drawingml/2006/wordprocessingDrawing" xmlns:w10="urn:schemas-microsoft-com:office:word" xmlns:w="http://schemas.openxmlformats.org/wordprocessingml/2006/main" xmlns:w14="http://schemas.microsoft.com/office/word/2010/wordml" xmlns:wpg="http://schemas.microsoft.com/office/word/2010/wordprocessingGroup" xmlns:wpi="http://schemas.microsoft.com/office/word/2010/wordprocessingInk" xmlns:wne="http://schemas.microsoft.com/office/word/2006/wordml" xmlns:wps="http://schemas.microsoft.com/office/word/2010/wordprocessingShape" mc:Ignorable="w14 wp14">
   <w:endnote w:type="separator" w:id="-1">
     <w:p>
+      <w:pPr>
+        <w:spacing w:after="0" w:line="240" w:lineRule="auto"/>
+      </w:pPr>
       <w:r>
         <w:separator/>
       </w:r>
@@ -1158,6 +1339,9 @@
   </w:endnote>
   <w:endnote w:type="continuationSeparator" w:id="0">
     <w:p>
+      <w:pPr>
+        <w:spacing w:after="0" w:line="240" w:lineRule="auto"/>
+      </w:pPr>
       <w:r>
         <w:continuationSeparator/>
       </w:r>
@@ -1168,49 +1352,16 @@
 
 <file path=word/footer1.xml><?xml version="1.0" encoding="utf-8"?>
 <w:ftr xmlns:wpc="http://schemas.microsoft.com/office/word/2010/wordprocessingCanvas" xmlns:mc="http://schemas.openxmlformats.org/markup-compatibility/2006" xmlns:o="urn:schemas-microsoft-com:office:office" xmlns:r="http://schemas.openxmlformats.org/officeDocument/2006/relationships" xmlns:m="http://schemas.openxmlformats.org/officeDocument/2006/math" xmlns:v="urn:schemas-microsoft-com:vml" xmlns:wp14="http://schemas.microsoft.com/office/word/2010/wordprocessingDrawing" xmlns:wp="http://schemas.openxmlformats.org/drawingml/2006/wordprocessingDrawing" xmlns:w10="urn:schemas-microsoft-com:office:word" xmlns:w="http://schemas.openxmlformats.org/wordprocessingml/2006/main" xmlns:w14="http://schemas.microsoft.com/office/word/2010/wordml" xmlns:wpg="http://schemas.microsoft.com/office/word/2010/wordprocessingGroup" xmlns:wpi="http://schemas.microsoft.com/office/word/2010/wordprocessingInk" xmlns:wne="http://schemas.microsoft.com/office/word/2006/wordml" xmlns:wps="http://schemas.microsoft.com/office/word/2010/wordprocessingShape" mc:Ignorable="w14 wp14">
-  <w:sdt>
-    <w:sdtPr>
-      <w:id w:val="1657570810"/>
-      <w:docPartObj>
-        <w:docPartGallery w:val="Page Numbers (Bottom of Page)"/>
-        <w:docPartUnique/>
-      </w:docPartObj>
-    </w:sdtPr>
-    <w:sdtEndPr>
-      <w:rPr>
-        <w:noProof/>
-      </w:rPr>
-    </w:sdtEndPr>
-    <w:sdtContent>
-      <w:p>
-        <w:pPr>
-          <w:pStyle w:val="Footer"/>
-          <w:jc w:val="right"/>
-        </w:pPr>
-        <w:r>
-          <w:fldChar w:fldCharType="begin"/>
-        </w:r>
-        <w:r>
-          <w:instrText xml:space="preserve"> PAGE   \* MERGEFORMAT </w:instrText>
-        </w:r>
-        <w:r>
-          <w:fldChar w:fldCharType="separate"/>
-        </w:r>
-        <w:r>
-          <w:rPr>
-            <w:noProof/>
-          </w:rPr>
-          <w:t>1</w:t>
-        </w:r>
-        <w:r>
-          <w:rPr>
-            <w:noProof/>
-          </w:rPr>
-          <w:fldChar w:fldCharType="end"/>
-        </w:r>
-      </w:p>
-    </w:sdtContent>
-  </w:sdt>
+  <w:p>
+    <w:pPr>
+      <w:pStyle w:val="Footer"/>
+    </w:pPr>
+  </w:p>
+</w:ftr>
+</file>
+
+<file path=word/footer2.xml><?xml version="1.0" encoding="utf-8"?>
+<w:ftr xmlns:wpc="http://schemas.microsoft.com/office/word/2010/wordprocessingCanvas" xmlns:mc="http://schemas.openxmlformats.org/markup-compatibility/2006" xmlns:o="urn:schemas-microsoft-com:office:office" xmlns:r="http://schemas.openxmlformats.org/officeDocument/2006/relationships" xmlns:m="http://schemas.openxmlformats.org/officeDocument/2006/math" xmlns:v="urn:schemas-microsoft-com:vml" xmlns:wp14="http://schemas.microsoft.com/office/word/2010/wordprocessingDrawing" xmlns:wp="http://schemas.openxmlformats.org/drawingml/2006/wordprocessingDrawing" xmlns:w10="urn:schemas-microsoft-com:office:word" xmlns:w="http://schemas.openxmlformats.org/wordprocessingml/2006/main" xmlns:w14="http://schemas.microsoft.com/office/word/2010/wordml" xmlns:wpg="http://schemas.microsoft.com/office/word/2010/wordprocessingGroup" xmlns:wpi="http://schemas.microsoft.com/office/word/2010/wordprocessingInk" xmlns:wne="http://schemas.microsoft.com/office/word/2006/wordml" xmlns:wps="http://schemas.microsoft.com/office/word/2010/wordprocessingShape" mc:Ignorable="w14 wp14">
   <w:p>
     <w:pPr>
       <w:jc w:val="center"/>
@@ -1220,6 +1371,88 @@
         <w:szCs w:val="20"/>
       </w:rPr>
     </w:pPr>
+    <w:proofErr w:type="spellStart"/>
+    <w:r>
+      <w:rPr>
+        <w:bCs/>
+        <w:sz w:val="20"/>
+        <w:szCs w:val="20"/>
+      </w:rPr>
+      <w:t>Sadma</w:t>
+    </w:r>
+    <w:proofErr w:type="spellEnd"/>
+    <w:r>
+      <w:rPr>
+        <w:bCs/>
+        <w:sz w:val="20"/>
+        <w:szCs w:val="20"/>
+      </w:rPr>
+      <w:t xml:space="preserve"> Fashion Wear Ltd </w:t>
+    </w:r>
+    <w:proofErr w:type="spellStart"/>
+    <w:r>
+      <w:rPr>
+        <w:bCs/>
+        <w:sz w:val="20"/>
+        <w:szCs w:val="20"/>
+      </w:rPr>
+      <w:t>Mouchak</w:t>
+    </w:r>
+    <w:proofErr w:type="spellEnd"/>
+    <w:r>
+      <w:rPr>
+        <w:bCs/>
+        <w:sz w:val="20"/>
+        <w:szCs w:val="20"/>
+      </w:rPr>
+      <w:t xml:space="preserve"> (1751), </w:t>
+    </w:r>
+    <w:proofErr w:type="spellStart"/>
+    <w:r>
+      <w:rPr>
+        <w:bCs/>
+        <w:sz w:val="20"/>
+        <w:szCs w:val="20"/>
+      </w:rPr>
+      <w:t>Kaliakair</w:t>
+    </w:r>
+    <w:proofErr w:type="spellEnd"/>
+    <w:r>
+      <w:rPr>
+        <w:bCs/>
+        <w:sz w:val="20"/>
+        <w:szCs w:val="20"/>
+      </w:rPr>
+      <w:t xml:space="preserve">.  </w:t>
+    </w:r>
+    <w:proofErr w:type="spellStart"/>
+    <w:r>
+      <w:rPr>
+        <w:bCs/>
+        <w:sz w:val="20"/>
+        <w:szCs w:val="20"/>
+      </w:rPr>
+      <w:t>Gazipur</w:t>
+    </w:r>
+    <w:proofErr w:type="spellEnd"/>
+    <w:r>
+      <w:rPr>
+        <w:bCs/>
+        <w:sz w:val="20"/>
+        <w:szCs w:val="20"/>
+      </w:rPr>
+      <w:t>, Dhaka, Bangladesh.</w:t>
+    </w:r>
+  </w:p>
+</w:ftr>
+</file>
+
+<file path=word/footer3.xml><?xml version="1.0" encoding="utf-8"?>
+<w:ftr xmlns:wpc="http://schemas.microsoft.com/office/word/2010/wordprocessingCanvas" xmlns:mc="http://schemas.openxmlformats.org/markup-compatibility/2006" xmlns:o="urn:schemas-microsoft-com:office:office" xmlns:r="http://schemas.openxmlformats.org/officeDocument/2006/relationships" xmlns:m="http://schemas.openxmlformats.org/officeDocument/2006/math" xmlns:v="urn:schemas-microsoft-com:vml" xmlns:wp14="http://schemas.microsoft.com/office/word/2010/wordprocessingDrawing" xmlns:wp="http://schemas.openxmlformats.org/drawingml/2006/wordprocessingDrawing" xmlns:w10="urn:schemas-microsoft-com:office:word" xmlns:w="http://schemas.openxmlformats.org/wordprocessingml/2006/main" xmlns:w14="http://schemas.microsoft.com/office/word/2010/wordml" xmlns:wpg="http://schemas.microsoft.com/office/word/2010/wordprocessingGroup" xmlns:wpi="http://schemas.microsoft.com/office/word/2010/wordprocessingInk" xmlns:wne="http://schemas.microsoft.com/office/word/2006/wordml" xmlns:wps="http://schemas.microsoft.com/office/word/2010/wordprocessingShape" mc:Ignorable="w14 wp14">
+  <w:p>
+    <w:pPr>
+      <w:pStyle w:val="Footer"/>
+    </w:pPr>
   </w:p>
 </w:ftr>
 </file>
@@ -1228,6 +1461,9 @@
 <w:footnotes xmlns:wpc="http://schemas.microsoft.com/office/word/2010/wordprocessingCanvas" xmlns:mc="http://schemas.openxmlformats.org/markup-compatibility/2006" xmlns:o="urn:schemas-microsoft-com:office:office" xmlns:r="http://schemas.openxmlformats.org/officeDocument/2006/relationships" xmlns:m="http://schemas.openxmlformats.org/officeDocument/2006/math" xmlns:v="urn:schemas-microsoft-com:vml" xmlns:wp14="http://schemas.microsoft.com/office/word/2010/wordprocessingDrawing" xmlns:wp="http://schemas.openxmlformats.org/drawingml/2006/wordprocessingDrawing" xmlns:w10="urn:schemas-microsoft-com:office:word" xmlns:w="http://schemas.openxmlformats.org/wordprocessingml/2006/main" xmlns:w14="http://schemas.microsoft.com/office/word/2010/wordml" xmlns:wpg="http://schemas.microsoft.com/office/word/2010/wordprocessingGroup" xmlns:wpi="http://schemas.microsoft.com/office/word/2010/wordprocessingInk" xmlns:wne="http://schemas.microsoft.com/office/word/2006/wordml" xmlns:wps="http://schemas.microsoft.com/office/word/2010/wordprocessingShape" mc:Ignorable="w14 wp14">
   <w:footnote w:type="separator" w:id="-1">
     <w:p>
+      <w:pPr>
+        <w:spacing w:after="0" w:line="240" w:lineRule="auto"/>
+      </w:pPr>
       <w:r>
         <w:separator/>
       </w:r>
@@ -1235,6 +1471,9 @@
   </w:footnote>
   <w:footnote w:type="continuationSeparator" w:id="0">
     <w:p>
+      <w:pPr>
+        <w:spacing w:after="0" w:line="240" w:lineRule="auto"/>
+      </w:pPr>
       <w:r>
         <w:continuationSeparator/>
       </w:r>
@@ -1250,301 +1489,20 @@
       <w:pStyle w:val="Header"/>
     </w:pPr>
   </w:p>
+</w:hdr>
+</file>
+
+<file path=word/header2.xml><?xml version="1.0" encoding="utf-8"?>
+<w:hdr xmlns:wpc="http://schemas.microsoft.com/office/word/2010/wordprocessingCanvas" xmlns:mc="http://schemas.openxmlformats.org/markup-compatibility/2006" xmlns:o="urn:schemas-microsoft-com:office:office" xmlns:r="http://schemas.openxmlformats.org/officeDocument/2006/relationships" xmlns:m="http://schemas.openxmlformats.org/officeDocument/2006/math" xmlns:v="urn:schemas-microsoft-com:vml" xmlns:wp14="http://schemas.microsoft.com/office/word/2010/wordprocessingDrawing" xmlns:wp="http://schemas.openxmlformats.org/drawingml/2006/wordprocessingDrawing" xmlns:w10="urn:schemas-microsoft-com:office:word" xmlns:w="http://schemas.openxmlformats.org/wordprocessingml/2006/main" xmlns:w14="http://schemas.microsoft.com/office/word/2010/wordml" xmlns:wpg="http://schemas.microsoft.com/office/word/2010/wordprocessingGroup" xmlns:wpi="http://schemas.microsoft.com/office/word/2010/wordprocessingInk" xmlns:wne="http://schemas.microsoft.com/office/word/2006/wordml" xmlns:wps="http://schemas.microsoft.com/office/word/2010/wordprocessingShape" mc:Ignorable="w14 wp14">
   <w:p>
     <w:pPr>
       <w:pStyle w:val="Header"/>
     </w:pPr>
-    <w:r>
-      <w:rPr>
-        <w:rFonts w:ascii="Arial Narrow" w:eastAsia="Arial" w:hAnsi="Arial Narrow" w:cs="Arial"/>
-        <w:b/>
-        <w:bCs/>
-        <w:noProof/>
-        <w:sz w:val="23"/>
-        <w:szCs w:val="23"/>
-      </w:rPr>
-      <mc:AlternateContent>
-        <mc:Choice Requires="wps">
-          <w:drawing>
-            <wp:anchor distT="45720" distB="45720" distL="114300" distR="114300" simplePos="0" relativeHeight="251661312" behindDoc="1" locked="0" layoutInCell="1" allowOverlap="1" wp14:anchorId="70166880" wp14:editId="4E2E368C">
-              <wp:simplePos x="0" y="0"/>
-              <wp:positionH relativeFrom="page">
-                <wp:posOffset>8481060</wp:posOffset>
-              </wp:positionH>
-              <wp:positionV relativeFrom="paragraph">
-                <wp:posOffset>38735</wp:posOffset>
-              </wp:positionV>
-              <wp:extent cx="2390775" cy="1063625"/>
-              <wp:effectExtent l="0" t="0" r="0" b="3175"/>
-              <wp:wrapNone/>
-              <wp:docPr id="11" name="Text Box 2"/>
-              <wp:cNvGraphicFramePr>
-                <a:graphicFrameLocks xmlns:a="http://schemas.openxmlformats.org/drawingml/2006/main"/>
-              </wp:cNvGraphicFramePr>
-              <a:graphic xmlns:a="http://schemas.openxmlformats.org/drawingml/2006/main">
-                <a:graphicData uri="http://schemas.microsoft.com/office/word/2010/wordprocessingShape">
-                  <wps:wsp>
-                    <wps:cNvSpPr txBox="1">
-                      <a:spLocks noChangeArrowheads="1"/>
-                    </wps:cNvSpPr>
-                    <wps:spPr bwMode="auto">
-                      <a:xfrm>
-                        <a:off x="0" y="0"/>
-                        <a:ext cx="2390775" cy="1063625"/>
-                      </a:xfrm>
-                      <a:prstGeom prst="rect">
-                        <a:avLst/>
-                      </a:prstGeom>
-                      <a:noFill/>
-                      <a:ln w="9525">
-                        <a:noFill/>
-                        <a:miter lim="800000"/>
-                        <a:headEnd/>
-                        <a:tailEnd/>
-                      </a:ln>
-                    </wps:spPr>
-                    <wps:txbx>
-                      <w:txbxContent>
-                        <w:p>
-                          <w:pPr>
-                            <w:spacing w:line="278" w:lineRule="auto"/>
-                            <w:ind w:left="720" w:right="40"/>
-                            <w:rPr>
-                              <w:rFonts w:ascii="Arial" w:eastAsia="Arial" w:hAnsi="Arial" w:cs="Arial"/>
-                              <w:sz w:val="18"/>
-                              <w:szCs w:val="18"/>
-                            </w:rPr>
-                          </w:pPr>
-                          <w:proofErr w:type="spellStart"/>
-                          <w:proofErr w:type="gramStart"/>
-                          <w:r>
-                            <w:rPr>
-                              <w:rFonts w:ascii="Arial" w:eastAsia="Arial" w:hAnsi="Arial" w:cs="Arial"/>
-                              <w:sz w:val="18"/>
-                              <w:szCs w:val="18"/>
-                            </w:rPr>
-                            <w:t>Mouchak</w:t>
-                          </w:r>
-                          <w:proofErr w:type="spellEnd"/>
-                          <w:r>
-                            <w:rPr>
-                              <w:rFonts w:ascii="Arial" w:eastAsia="Arial" w:hAnsi="Arial" w:cs="Arial"/>
-                              <w:sz w:val="18"/>
-                              <w:szCs w:val="18"/>
-                            </w:rPr>
-                            <w:t xml:space="preserve"> (1751), </w:t>
-                          </w:r>
-                          <w:proofErr w:type="spellStart"/>
-                          <w:r>
-                            <w:rPr>
-                              <w:rFonts w:ascii="Arial" w:eastAsia="Arial" w:hAnsi="Arial" w:cs="Arial"/>
-                              <w:sz w:val="18"/>
-                              <w:szCs w:val="18"/>
-                            </w:rPr>
-                            <w:t>Kaliakair</w:t>
-                          </w:r>
-                          <w:proofErr w:type="spellEnd"/>
-                          <w:r>
-                            <w:rPr>
-                              <w:rFonts w:ascii="Arial" w:eastAsia="Arial" w:hAnsi="Arial" w:cs="Arial"/>
-                              <w:sz w:val="18"/>
-                              <w:szCs w:val="18"/>
-                            </w:rPr>
-                            <w:t>.</w:t>
-                          </w:r>
-                          <w:proofErr w:type="gramEnd"/>
-                        </w:p>
-                        <w:p>
-                          <w:pPr>
-                            <w:spacing w:line="278" w:lineRule="auto"/>
-                            <w:ind w:left="720" w:right="40"/>
-                            <w:rPr>
-                              <w:rFonts w:ascii="Arial" w:eastAsia="Arial" w:hAnsi="Arial" w:cs="Arial"/>
-                              <w:sz w:val="18"/>
-                              <w:szCs w:val="18"/>
-                            </w:rPr>
-                          </w:pPr>
-                          <w:proofErr w:type="spellStart"/>
-                          <w:proofErr w:type="gramStart"/>
-                          <w:r>
-                            <w:rPr>
-                              <w:rFonts w:ascii="Arial" w:eastAsia="Arial" w:hAnsi="Arial" w:cs="Arial"/>
-                              <w:sz w:val="18"/>
-                              <w:szCs w:val="18"/>
-                            </w:rPr>
-                            <w:t>Gazipur</w:t>
-                          </w:r>
-                          <w:proofErr w:type="spellEnd"/>
-                          <w:r>
-                            <w:rPr>
-                              <w:rFonts w:ascii="Arial" w:eastAsia="Arial" w:hAnsi="Arial" w:cs="Arial"/>
-                              <w:sz w:val="18"/>
-                              <w:szCs w:val="18"/>
-                            </w:rPr>
-                            <w:t>, Dhaka, Bangladesh.</w:t>
-                          </w:r>
-                          <w:proofErr w:type="gramEnd"/>
-                        </w:p>
-                        <w:p>
-                          <w:pPr>
-                            <w:spacing w:line="1" w:lineRule="exact"/>
-                            <w:rPr>
-                              <w:sz w:val="24"/>
-                              <w:szCs w:val="24"/>
-                            </w:rPr>
-                          </w:pPr>
-                        </w:p>
-                        <w:p>
-                          <w:pPr>
-                            <w:spacing w:line="27" w:lineRule="exact"/>
-                            <w:rPr>
-                              <w:sz w:val="24"/>
-                              <w:szCs w:val="24"/>
-                            </w:rPr>
-                          </w:pPr>
-                        </w:p>
-                        <w:p>
-                          <w:pPr>
-                            <w:jc w:val="right"/>
-                          </w:pPr>
-                        </w:p>
-                      </w:txbxContent>
-                    </wps:txbx>
-                    <wps:bodyPr rot="0" vert="horz" wrap="square" lIns="91440" tIns="45720" rIns="91440" bIns="45720" anchor="t" anchorCtr="0">
-                      <a:noAutofit/>
-                    </wps:bodyPr>
-                  </wps:wsp>
-                </a:graphicData>
-              </a:graphic>
-              <wp14:sizeRelH relativeFrom="margin">
-                <wp14:pctWidth>0</wp14:pctWidth>
-              </wp14:sizeRelH>
-              <wp14:sizeRelV relativeFrom="margin">
-                <wp14:pctHeight>0</wp14:pctHeight>
-              </wp14:sizeRelV>
-            </wp:anchor>
-          </w:drawing>
-        </mc:Choice>
-        <mc:Fallback>
-          <w:pict>
-            <v:shapetype id="_x0000_t202" coordsize="21600,21600" o:spt="202" path="m,l,21600r21600,l21600,xe">
-              <v:stroke joinstyle="miter"/>
-              <v:path gradientshapeok="t" o:connecttype="rect"/>
-            </v:shapetype>
-            <v:shape id="_x0000_s1027" type="#_x0000_t202" style="position:absolute;margin-left:667.8pt;margin-top:3.05pt;width:188.25pt;height:83.75pt;z-index:-251655168;visibility:visible;mso-wrap-style:square;mso-width-percent:0;mso-height-percent:0;mso-wrap-distance-left:9pt;mso-wrap-distance-top:3.6pt;mso-wrap-distance-right:9pt;mso-wrap-distance-bottom:3.6pt;mso-position-horizontal:absolute;mso-position-horizontal-relative:page;mso-position-vertical:absolute;mso-position-vertical-relative:text;mso-width-percent:0;mso-height-percent:0;mso-width-relative:margin;mso-height-relative:margin;v-text-anchor:top" o:gfxdata="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" filled="f" stroked="f">
-              <v:textbox>
-                <w:txbxContent>
-                  <w:p>
-                    <w:pPr>
-                      <w:spacing w:line="278" w:lineRule="auto"/>
-                      <w:ind w:left="720" w:right="40"/>
-                      <w:rPr>
-                        <w:rFonts w:ascii="Arial" w:eastAsia="Arial" w:hAnsi="Arial" w:cs="Arial"/>
-                        <w:sz w:val="18"/>
-                        <w:szCs w:val="18"/>
-                      </w:rPr>
-                    </w:pPr>
-                    <w:proofErr w:type="spellStart"/>
-                    <w:proofErr w:type="gramStart"/>
-                    <w:r>
-                      <w:rPr>
-                        <w:rFonts w:ascii="Arial" w:eastAsia="Arial" w:hAnsi="Arial" w:cs="Arial"/>
-                        <w:sz w:val="18"/>
-                        <w:szCs w:val="18"/>
-                      </w:rPr>
-                      <w:t>Mouchak</w:t>
-                    </w:r>
-                    <w:proofErr w:type="spellEnd"/>
-                    <w:r>
-                      <w:rPr>
-                        <w:rFonts w:ascii="Arial" w:eastAsia="Arial" w:hAnsi="Arial" w:cs="Arial"/>
-                        <w:sz w:val="18"/>
-                        <w:szCs w:val="18"/>
-                      </w:rPr>
-                      <w:t xml:space="preserve"> (1751), </w:t>
-                    </w:r>
-                    <w:proofErr w:type="spellStart"/>
-                    <w:r>
-                      <w:rPr>
-                        <w:rFonts w:ascii="Arial" w:eastAsia="Arial" w:hAnsi="Arial" w:cs="Arial"/>
-                        <w:sz w:val="18"/>
-                        <w:szCs w:val="18"/>
-                      </w:rPr>
-                      <w:t>Kaliakair</w:t>
-                    </w:r>
-                    <w:proofErr w:type="spellEnd"/>
-                    <w:r>
-                      <w:rPr>
-                        <w:rFonts w:ascii="Arial" w:eastAsia="Arial" w:hAnsi="Arial" w:cs="Arial"/>
-                        <w:sz w:val="18"/>
-                        <w:szCs w:val="18"/>
-                      </w:rPr>
-                      <w:t>.</w:t>
-                    </w:r>
-                    <w:proofErr w:type="gramEnd"/>
-                  </w:p>
-                  <w:p>
-                    <w:pPr>
-                      <w:spacing w:line="278" w:lineRule="auto"/>
-                      <w:ind w:left="720" w:right="40"/>
-                      <w:rPr>
-                        <w:rFonts w:ascii="Arial" w:eastAsia="Arial" w:hAnsi="Arial" w:cs="Arial"/>
-                        <w:sz w:val="18"/>
-                        <w:szCs w:val="18"/>
-                      </w:rPr>
-                    </w:pPr>
-                    <w:proofErr w:type="spellStart"/>
-                    <w:proofErr w:type="gramStart"/>
-                    <w:r>
-                      <w:rPr>
-                        <w:rFonts w:ascii="Arial" w:eastAsia="Arial" w:hAnsi="Arial" w:cs="Arial"/>
-                        <w:sz w:val="18"/>
-                        <w:szCs w:val="18"/>
-                      </w:rPr>
-                      <w:t>Gazipur</w:t>
-                    </w:r>
-                    <w:proofErr w:type="spellEnd"/>
-                    <w:r>
-                      <w:rPr>
-                        <w:rFonts w:ascii="Arial" w:eastAsia="Arial" w:hAnsi="Arial" w:cs="Arial"/>
-                        <w:sz w:val="18"/>
-                        <w:szCs w:val="18"/>
-                      </w:rPr>
-                      <w:t>, Dhaka, Bangladesh.</w:t>
-                    </w:r>
-                    <w:proofErr w:type="gramEnd"/>
-                  </w:p>
-                  <w:p>
-                    <w:pPr>
-                      <w:spacing w:line="1" w:lineRule="exact"/>
-                      <w:rPr>
-                        <w:sz w:val="24"/>
-                        <w:szCs w:val="24"/>
-                      </w:rPr>
-                    </w:pPr>
-                  </w:p>
-                  <w:p>
-                    <w:pPr>
-                      <w:spacing w:line="27" w:lineRule="exact"/>
-                      <w:rPr>
-                        <w:sz w:val="24"/>
-                        <w:szCs w:val="24"/>
-                      </w:rPr>
-                    </w:pPr>
-                  </w:p>
-                  <w:p>
-                    <w:pPr>
-                      <w:jc w:val="right"/>
-                    </w:pPr>
-                  </w:p>
-                </w:txbxContent>
-              </v:textbox>
-              <w10:wrap anchorx="page"/>
-            </v:shape>
-          </w:pict>
-        </mc:Fallback>
-      </mc:AlternateContent>
-    </w:r>
+  </w:p>
+  <w:p>
+    <w:pPr>
+      <w:pStyle w:val="Header"/>
+    </w:pPr>
     <w:r>
       <w:rPr>
         <w:noProof/>
@@ -1596,163 +1554,16 @@
     <w:pPr>
       <w:pStyle w:val="Header"/>
     </w:pPr>
-    <w:r>
-      <w:rPr>
-        <w:rFonts w:ascii="Arial" w:hAnsi="Arial" w:cs="Arial"/>
-        <w:noProof/>
-        <w:sz w:val="20"/>
-        <w:szCs w:val="20"/>
-      </w:rPr>
-      <mc:AlternateContent>
-        <mc:Choice Requires="wps">
-          <w:drawing>
-            <wp:anchor distT="45720" distB="45720" distL="114300" distR="114300" simplePos="0" relativeHeight="251659264" behindDoc="0" locked="0" layoutInCell="1" allowOverlap="1" wp14:anchorId="56ADF70C" wp14:editId="1DD76AAF">
-              <wp:simplePos x="0" y="0"/>
-              <wp:positionH relativeFrom="margin">
-                <wp:posOffset>-323850</wp:posOffset>
-              </wp:positionH>
-              <wp:positionV relativeFrom="paragraph">
-                <wp:posOffset>10160</wp:posOffset>
-              </wp:positionV>
-              <wp:extent cx="2247900" cy="254635"/>
-              <wp:effectExtent l="0" t="0" r="0" b="0"/>
-              <wp:wrapSquare wrapText="bothSides"/>
-              <wp:docPr id="2" name="Text Box 2"/>
-              <wp:cNvGraphicFramePr>
-                <a:graphicFrameLocks xmlns:a="http://schemas.openxmlformats.org/drawingml/2006/main"/>
-              </wp:cNvGraphicFramePr>
-              <a:graphic xmlns:a="http://schemas.openxmlformats.org/drawingml/2006/main">
-                <a:graphicData uri="http://schemas.microsoft.com/office/word/2010/wordprocessingShape">
-                  <wps:wsp>
-                    <wps:cNvSpPr txBox="1">
-                      <a:spLocks noChangeArrowheads="1"/>
-                    </wps:cNvSpPr>
-                    <wps:spPr bwMode="auto">
-                      <a:xfrm>
-                        <a:off x="0" y="0"/>
-                        <a:ext cx="2247900" cy="254635"/>
-                      </a:xfrm>
-                      <a:prstGeom prst="rect">
-                        <a:avLst/>
-                      </a:prstGeom>
-                      <a:noFill/>
-                      <a:ln w="9525">
-                        <a:noFill/>
-                        <a:miter lim="800000"/>
-                        <a:headEnd/>
-                        <a:tailEnd/>
-                      </a:ln>
-                    </wps:spPr>
-                    <wps:txbx>
-                      <w:txbxContent>
-                        <w:p>
-                          <w:pPr>
-                            <w:spacing w:line="278" w:lineRule="auto"/>
-                            <w:ind w:left="720" w:right="40"/>
-                            <w:rPr>
-                              <w:rFonts w:ascii="Tahoma" w:eastAsia="Arial" w:hAnsi="Tahoma" w:cs="Tahoma"/>
-                              <w:b/>
-                              <w:sz w:val="16"/>
-                              <w:szCs w:val="16"/>
-                            </w:rPr>
-                          </w:pPr>
-                          <w:proofErr w:type="spellStart"/>
-                          <w:r>
-                            <w:rPr>
-                              <w:rFonts w:ascii="Tahoma" w:eastAsia="Arial" w:hAnsi="Tahoma" w:cs="Tahoma"/>
-                              <w:b/>
-                              <w:sz w:val="16"/>
-                              <w:szCs w:val="16"/>
-                            </w:rPr>
-                            <w:t>Sadma</w:t>
-                          </w:r>
-                          <w:proofErr w:type="spellEnd"/>
-                          <w:r>
-                            <w:rPr>
-                              <w:rFonts w:ascii="Tahoma" w:eastAsia="Arial" w:hAnsi="Tahoma" w:cs="Tahoma"/>
-                              <w:b/>
-                              <w:sz w:val="16"/>
-                              <w:szCs w:val="16"/>
-                            </w:rPr>
-                            <w:t xml:space="preserve"> Fashion Wear Ltd</w:t>
-                          </w:r>
-                        </w:p>
-                        <w:p>
-                          <w:pPr>
-                            <w:rPr>
-                              <w:u w:val="single"/>
-                            </w:rPr>
-                          </w:pPr>
-                        </w:p>
-                      </w:txbxContent>
-                    </wps:txbx>
-                    <wps:bodyPr rot="0" vert="horz" wrap="square" lIns="91440" tIns="45720" rIns="91440" bIns="45720" anchor="t" anchorCtr="0">
-                      <a:noAutofit/>
-                    </wps:bodyPr>
-                  </wps:wsp>
-                </a:graphicData>
-              </a:graphic>
-              <wp14:sizeRelH relativeFrom="margin">
-                <wp14:pctWidth>0</wp14:pctWidth>
-              </wp14:sizeRelH>
-              <wp14:sizeRelV relativeFrom="margin">
-                <wp14:pctHeight>0</wp14:pctHeight>
-              </wp14:sizeRelV>
-            </wp:anchor>
-          </w:drawing>
-        </mc:Choice>
-        <mc:Fallback>
-          <w:pict>
-            <v:shape id="_x0000_s1028" type="#_x0000_t202" style="position:absolute;margin-left:-25.5pt;margin-top:.8pt;width:177pt;height:20.05pt;z-index:251659264;visibility:visible;mso-wrap-style:square;mso-width-percent:0;mso-height-percent:0;mso-wrap-distance-left:9pt;mso-wrap-distance-top:3.6pt;mso-wrap-distance-right:9pt;mso-wrap-distance-bottom:3.6pt;mso-position-horizontal:absolute;mso-position-horizontal-relative:margin;mso-position-vertical:absolute;mso-position-vertical-relative:text;mso-width-percent:0;mso-height-percent:0;mso-width-relative:margin;mso-height-relative:margin;v-text-anchor:top" o:gfxdata="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" filled="f" stroked="f">
-              <v:textbox>
-                <w:txbxContent>
-                  <w:p>
-                    <w:pPr>
-                      <w:spacing w:line="278" w:lineRule="auto"/>
-                      <w:ind w:left="720" w:right="40"/>
-                      <w:rPr>
-                        <w:rFonts w:ascii="Tahoma" w:eastAsia="Arial" w:hAnsi="Tahoma" w:cs="Tahoma"/>
-                        <w:b/>
-                        <w:sz w:val="16"/>
-                        <w:szCs w:val="16"/>
-                      </w:rPr>
-                    </w:pPr>
-                    <w:proofErr w:type="spellStart"/>
-                    <w:r>
-                      <w:rPr>
-                        <w:rFonts w:ascii="Tahoma" w:eastAsia="Arial" w:hAnsi="Tahoma" w:cs="Tahoma"/>
-                        <w:b/>
-                        <w:sz w:val="16"/>
-                        <w:szCs w:val="16"/>
-                      </w:rPr>
-                      <w:t>Sadma</w:t>
-                    </w:r>
-                    <w:proofErr w:type="spellEnd"/>
-                    <w:r>
-                      <w:rPr>
-                        <w:rFonts w:ascii="Tahoma" w:eastAsia="Arial" w:hAnsi="Tahoma" w:cs="Tahoma"/>
-                        <w:b/>
-                        <w:sz w:val="16"/>
-                        <w:szCs w:val="16"/>
-                      </w:rPr>
-                      <w:t xml:space="preserve"> Fashion Wear Ltd</w:t>
-                    </w:r>
-                  </w:p>
-                  <w:p>
-                    <w:pPr>
-                      <w:rPr>
-                        <w:u w:val="single"/>
-                      </w:rPr>
-                    </w:pPr>
-                  </w:p>
-                </w:txbxContent>
-              </v:textbox>
-              <w10:wrap type="square" anchorx="margin"/>
-            </v:shape>
-          </w:pict>
-        </mc:Fallback>
-      </mc:AlternateContent>
-    </w:r>
+  </w:p>
+</w:hdr>
+</file>
+
+<file path=word/header3.xml><?xml version="1.0" encoding="utf-8"?>
+<w:hdr xmlns:wpc="http://schemas.microsoft.com/office/word/2010/wordprocessingCanvas" xmlns:mc="http://schemas.openxmlformats.org/markup-compatibility/2006" xmlns:o="urn:schemas-microsoft-com:office:office" xmlns:r="http://schemas.openxmlformats.org/officeDocument/2006/relationships" xmlns:m="http://schemas.openxmlformats.org/officeDocument/2006/math" xmlns:v="urn:schemas-microsoft-com:vml" xmlns:wp14="http://schemas.microsoft.com/office/word/2010/wordprocessingDrawing" xmlns:wp="http://schemas.openxmlformats.org/drawingml/2006/wordprocessingDrawing" xmlns:w10="urn:schemas-microsoft-com:office:word" xmlns:w="http://schemas.openxmlformats.org/wordprocessingml/2006/main" xmlns:w14="http://schemas.microsoft.com/office/word/2010/wordml" xmlns:wpg="http://schemas.microsoft.com/office/word/2010/wordprocessingGroup" xmlns:wpi="http://schemas.microsoft.com/office/word/2010/wordprocessingInk" xmlns:wne="http://schemas.microsoft.com/office/word/2006/wordml" xmlns:wps="http://schemas.microsoft.com/office/word/2010/wordprocessingShape" mc:Ignorable="w14 wp14">
+  <w:p>
+    <w:pPr>
+      <w:pStyle w:val="Header"/>
+    </w:pPr>
   </w:p>
 </w:hdr>
 </file>
@@ -2143,7 +1954,11 @@
         <w:lang w:val="en-US" w:eastAsia="en-US" w:bidi="ar-SA"/>
       </w:rPr>
     </w:rPrDefault>
-    <w:pPrDefault/>
+    <w:pPrDefault>
+      <w:pPr>
+        <w:spacing w:after="160" w:line="259" w:lineRule="auto"/>
+      </w:pPr>
+    </w:pPrDefault>
   </w:docDefaults>
   <w:latentStyles w:defLockedState="0" w:defUIPriority="99" w:defSemiHidden="1" w:defUnhideWhenUsed="1" w:defQFormat="0" w:count="267">
     <w:lsdException w:name="Normal" w:semiHidden="0" w:uiPriority="0" w:unhideWhenUsed="0" w:qFormat="1"/>
@@ -2320,6 +2135,9 @@
     <w:basedOn w:val="TableNormal"/>
     <w:uiPriority w:val="39"/>
     <w:rsid w:val="00E11788"/>
+    <w:pPr>
+      <w:spacing w:after="0" w:line="240" w:lineRule="auto"/>
+    </w:pPr>
     <w:tblPr>
       <w:tblBorders>
         <w:top w:val="single" w:sz="4" w:space="0" w:color="auto"/>
@@ -2343,6 +2161,7 @@
         <w:tab w:val="center" w:pos="4680"/>
         <w:tab w:val="right" w:pos="9360"/>
       </w:tabs>
+      <w:spacing w:after="0" w:line="240" w:lineRule="auto"/>
     </w:pPr>
   </w:style>
   <w:style w:type="character" w:customStyle="1" w:styleId="HeaderChar">
@@ -2364,6 +2183,7 @@
         <w:tab w:val="center" w:pos="4680"/>
         <w:tab w:val="right" w:pos="9360"/>
       </w:tabs>
+      <w:spacing w:after="0" w:line="240" w:lineRule="auto"/>
     </w:pPr>
   </w:style>
   <w:style w:type="character" w:customStyle="1" w:styleId="FooterChar">
@@ -2393,6 +2213,9 @@
     <w:semiHidden/>
     <w:unhideWhenUsed/>
     <w:rsid w:val="0025478F"/>
+    <w:pPr>
+      <w:spacing w:line="240" w:lineRule="auto"/>
+    </w:pPr>
     <w:rPr>
       <w:sz w:val="20"/>
       <w:szCs w:val="20"/>
@@ -2446,6 +2269,9 @@
     <w:semiHidden/>
     <w:unhideWhenUsed/>
     <w:rsid w:val="0025478F"/>
+    <w:pPr>
+      <w:spacing w:after="0" w:line="240" w:lineRule="auto"/>
+    </w:pPr>
     <w:rPr>
       <w:rFonts w:ascii="Segoe UI" w:hAnsi="Segoe UI" w:cs="Segoe UI"/>
       <w:sz w:val="18"/>
@@ -2529,7 +2355,11 @@
         <w:lang w:val="en-US" w:eastAsia="en-US" w:bidi="ar-SA"/>
       </w:rPr>
     </w:rPrDefault>
-    <w:pPrDefault/>
+    <w:pPrDefault>
+      <w:pPr>
+        <w:spacing w:after="160" w:line="259" w:lineRule="auto"/>
+      </w:pPr>
+    </w:pPrDefault>
   </w:docDefaults>
   <w:latentStyles w:defLockedState="0" w:defUIPriority="99" w:defSemiHidden="1" w:defUnhideWhenUsed="1" w:defQFormat="0" w:count="267">
     <w:lsdException w:name="Normal" w:semiHidden="0" w:uiPriority="0" w:unhideWhenUsed="0" w:qFormat="1"/>
@@ -2706,6 +2536,9 @@
     <w:basedOn w:val="TableNormal"/>
     <w:uiPriority w:val="39"/>
     <w:rsid w:val="00E11788"/>
+    <w:pPr>
+      <w:spacing w:after="0" w:line="240" w:lineRule="auto"/>
+    </w:pPr>
     <w:tblPr>
       <w:tblBorders>
         <w:top w:val="single" w:sz="4" w:space="0" w:color="auto"/>
@@ -2729,6 +2562,7 @@
         <w:tab w:val="center" w:pos="4680"/>
         <w:tab w:val="right" w:pos="9360"/>
       </w:tabs>
+      <w:spacing w:after="0" w:line="240" w:lineRule="auto"/>
     </w:pPr>
   </w:style>
   <w:style w:type="character" w:customStyle="1" w:styleId="HeaderChar">
@@ -2750,6 +2584,7 @@
         <w:tab w:val="center" w:pos="4680"/>
         <w:tab w:val="right" w:pos="9360"/>
       </w:tabs>
+      <w:spacing w:after="0" w:line="240" w:lineRule="auto"/>
     </w:pPr>
   </w:style>
   <w:style w:type="character" w:customStyle="1" w:styleId="FooterChar">
@@ -2779,6 +2614,9 @@
     <w:semiHidden/>
     <w:unhideWhenUsed/>
     <w:rsid w:val="0025478F"/>
+    <w:pPr>
+      <w:spacing w:line="240" w:lineRule="auto"/>
+    </w:pPr>
     <w:rPr>
       <w:sz w:val="20"/>
       <w:szCs w:val="20"/>
@@ -2832,6 +2670,9 @@
     <w:semiHidden/>
     <w:unhideWhenUsed/>
     <w:rsid w:val="0025478F"/>
+    <w:pPr>
+      <w:spacing w:after="0" w:line="240" w:lineRule="auto"/>
+    </w:pPr>
     <w:rPr>
       <w:rFonts w:ascii="Segoe UI" w:hAnsi="Segoe UI" w:cs="Segoe UI"/>
       <w:sz w:val="18"/>
@@ -3230,7 +3071,7 @@
 </file>
 
 <file path=customXml/itemProps1.xml><?xml version="1.0" encoding="utf-8"?>
-<ds:datastoreItem xmlns:ds="http://schemas.openxmlformats.org/officeDocument/2006/customXml" ds:itemID="{31E1DE36-7F88-45E2-8DD3-140E66BD489B}">
+<ds:datastoreItem xmlns:ds="http://schemas.openxmlformats.org/officeDocument/2006/customXml" ds:itemID="{995B0C9F-0B4B-428B-82DA-9DB4ED007725}">
   <ds:schemaRefs>
     <ds:schemaRef ds:uri="http://schemas.openxmlformats.org/officeDocument/2006/bibliography"/>
   </ds:schemaRefs>
